--- a/klagomål/A 27652-2025 FSC-klagomål.docx
+++ b/klagomål/A 27652-2025 FSC-klagomål.docx
@@ -1043,7 +1043,7 @@
     <w:r>
       <w:tab/>
       <w:tab/>
-      <w:t>2025-06-13</w:t>
+      <w:t>2025-06-15</w:t>
       <w:br/>
       <w:br/>
     </w:r>

--- a/klagomål/A 27652-2025 FSC-klagomål.docx
+++ b/klagomål/A 27652-2025 FSC-klagomål.docx
@@ -1043,7 +1043,7 @@
     <w:r>
       <w:tab/>
       <w:tab/>
-      <w:t>2025-06-15</w:t>
+      <w:t>2025-06-16</w:t>
       <w:br/>
       <w:br/>
     </w:r>

--- a/klagomål/A 27652-2025 FSC-klagomål.docx
+++ b/klagomål/A 27652-2025 FSC-klagomål.docx
@@ -1043,7 +1043,7 @@
     <w:r>
       <w:tab/>
       <w:tab/>
-      <w:t>2025-06-16</w:t>
+      <w:t>2025-06-17</w:t>
       <w:br/>
       <w:br/>
     </w:r>

--- a/klagomål/A 27652-2025 FSC-klagomål.docx
+++ b/klagomål/A 27652-2025 FSC-klagomål.docx
@@ -1043,7 +1043,7 @@
     <w:r>
       <w:tab/>
       <w:tab/>
-      <w:t>2025-06-17</w:t>
+      <w:t>2025-06-18</w:t>
       <w:br/>
       <w:br/>
     </w:r>

--- a/klagomål/A 27652-2025 FSC-klagomål.docx
+++ b/klagomål/A 27652-2025 FSC-klagomål.docx
@@ -191,7 +191,7 @@
     </w:p>
     <w:p>
       <w:r>
-        <w:t>I avverkningsanmälan har följande 6 naturvårdsarter hittats: knärot (VU, §8), garnlav (NT), lunglav (NT), småflikig brosklav (NT), vitgrynig nållav (NT) och äggvaxskivling (NT). Av dessa är 6 rödlistade. För rödlistade arter har rödlistekategorin angivits inom parentes. För fridlysta arter anges även paragrafen i Artskyddsförordningen som arten är fridlyst enligt.</w:t>
+        <w:t>I avverkningsanmälan har följande 22 naturvårdsarter hittats: knärot (VU, §8), rynkskinn (VU), garnlav (NT), järpe (NT, §4), kolflarnlav (NT), lunglav (NT), mörk kolflarnlav (NT), småflikig brosklav (NT), spillkråka (NT, §4), tretåig hackspett (NT, §4), ullticka (NT), vitgrynig nållav (NT), äggvaxskivling (NT), jättesvampmal (S), norrlandslav (S), spindelblomster (S, §8), stor aspticka (S), stuplav (S), vedticka (S), kungsfågel (§4), tjäder (§4) och revlummer (§9). Av dessa är 13 rödlistade. För rödlistade arter har rödlistekategorin angivits inom parentes. Arter som är signalarter enligt Skogsstyrelsen har markerats med (S). För fridlysta arter anges även paragrafen i Artskyddsförordningen som arten är fridlyst enligt.</w:t>
       </w:r>
     </w:p>
     <w:p>
@@ -206,7 +206,7 @@
       <w:r>
         <w:drawing>
           <wp:inline xmlns:a="http://schemas.openxmlformats.org/drawingml/2006/main" xmlns:pic="http://schemas.openxmlformats.org/drawingml/2006/picture">
-            <wp:extent cx="5486400" cy="4864811"/>
+            <wp:extent cx="5486400" cy="4794422"/>
             <wp:docPr id="1" name="Picture 1"/>
             <wp:cNvGraphicFramePr>
               <a:graphicFrameLocks noChangeAspect="1"/>
@@ -227,7 +227,7 @@
                   <pic:spPr>
                     <a:xfrm>
                       <a:off x="0" y="0"/>
-                      <a:ext cx="5486400" cy="4864811"/>
+                      <a:ext cx="5486400" cy="4794422"/>
                     </a:xfrm>
                     <a:prstGeom prst="rect"/>
                   </pic:spPr>
@@ -262,10 +262,43 @@
         <w:rPr>
           <w:b/>
         </w:rPr>
+        <w:t>Kolflarnlav (NT)</w:t>
+      </w:r>
+      <w:r>
+        <w:t xml:space="preserve"> är brandberoende och växer nästan uteslutande på kolad hård kärnved av tall. Etableringen verkar ske först 100–300 år efter brand och nytt substrat nybildas i mycket begränsad omfattning. Avverkning av tallskog av naturskogskaraktär med spår av återkommande bränder är ett hot och mängden lämplig ved att växa på för arten minskar dels på grund av naturlig nedbrytning men framförallt på grund av att det förstörs i samband med slutavverkningar, gallringar och markberedning. Såväl kolflarnlav som mörk kolflarnlav har glänsande bålfjäll och förekommer främst i tall- och blandbarrskogar av naturskogskaraktär med spår av återkommande bränder. Skogar som dessa hyser höga biologiska värden och bör skyddas (SLU Artdatabanken, 2024).</w:t>
+      </w:r>
+    </w:p>
+    <w:p>
+      <w:r>
+        <w:rPr>
+          <w:b/>
+        </w:rPr>
         <w:t>Lunglav (NT)</w:t>
       </w:r>
       <w:r>
         <w:t xml:space="preserve"> är en av vårt lands främsta signalarter som överallt indikerar gamla lövträd, skogsbestånd med höga naturvärden och ekosystem med lång skoglig kontinuitet. Lokalt kan förekomsten vara mycket riklig men den hittas nästan enbart i gamla och ej slutavverkade skogar. Artens samtliga förekomster bör uppmärksammas från naturvårdssynpunkt, då många lokaler även hyser andra ovanliga och rödlistade arter. Rikliga förekomster bör skyddas med biotopskydd, frivilliga avsättningar eller reservat (SLU Artdatabanken, 2024; Nitare &amp; Skogsstyrelsen, 2019).</w:t>
+      </w:r>
+    </w:p>
+    <w:p>
+      <w:r>
+        <w:rPr>
+          <w:b/>
+        </w:rPr>
+        <w:t>Mörk kolflarnlav (NT)</w:t>
+      </w:r>
+      <w:r>
+        <w:t xml:space="preserve"> är brandberoende och växer nästan uteslutande på kolad hård kärnved av tall. Arten förekommer främst i glesa, öppna tall- och blandbarrskogar av naturskogskaraktär och etableringen verkar ske sent efter brand, kanske först efter 100–300 år. Mörk kolflarnlav indikerar skog med höga naturvärden och vanligast är att den påträffas på rester av nedbrunna torrakor och högstubbar och lågstubbar som är så grova att hela innandömet är urbränt. Tall- och blandbarrskogar av naturskogskaraktär med spår av återkommande bränder hyser höga biologiska värden och bör skyddas (SLU Artdatabanken, 2024).</w:t>
+      </w:r>
+    </w:p>
+    <w:p>
+      <w:r>
+        <w:rPr>
+          <w:b/>
+        </w:rPr>
+        <w:t>Rynkskinn (VU)</w:t>
+      </w:r>
+      <w:r>
+        <w:t>, rödlistad som sårbar, är en vednedbrytare som växer på grova granlågor och ingår i en karaktäristisk association av vedsvampar knutna till urskogsartade barrskogar. Den har klassificerats som en “urskogsindikator” och är placerad i toppen av Skogsstyrelsens värdepyramid för bedömning av skog med höga naturvärden. Allt tyder på att rynkskinn är mycket känslig för skogliga ingrepp (Nitare &amp; Skogsstyrelsen, 2019; SLU Artdatabanken, 2024).</w:t>
       </w:r>
     </w:p>
     <w:p>
@@ -277,6 +310,66 @@
       </w:r>
       <w:r>
         <w:t>signalerar i hela sitt utbredningsområde skogsbestånd med höga naturvärden. Den indikerar hög luftfuktighet och långvarig förekomst av asp (Nitare &amp; Skogsstyrelsen, 2019).</w:t>
+      </w:r>
+    </w:p>
+    <w:p>
+      <w:r>
+        <w:rPr>
+          <w:b/>
+        </w:rPr>
+        <w:t>Stor aspticka</w:t>
+      </w:r>
+      <w:r>
+        <w:t xml:space="preserve"> är knuten till gamla levande aspar och orsakar karaktäristiska inbuktningar i stammen (så kallad nekroser). Slutavverknings- och gallringsåtgärder i löv- och blandskogsbestånd som innebär att tillgången på grov asp minskar är ett hot mot arten. Det är viktigt att äldre aspar och aspbestånd sparas och för att gynna arten på sikt bör aspinslagen i t.ex. bergbranter, raviner, skogsbryn och kring äldre odlingsmarker generellt sparas i större utsträckning än vad som görs idag (SLU Artdatabanken, 2024; Nitare &amp; Skogsstyrelsen, 2019).</w:t>
+      </w:r>
+    </w:p>
+    <w:p>
+      <w:r>
+        <w:rPr>
+          <w:b/>
+        </w:rPr>
+        <w:t>Stuplav</w:t>
+      </w:r>
+      <w:r>
+        <w:t xml:space="preserve"> är en mycket bra signalart i hela sitt utbredningsområde och förekommer nästan enbart i skogsmiljöer med höga naturvärden. Den indikerar långvarig förekomst av gamla lövträd och miljöer med konstant hög luftfuktighet. I skogar med suboceaniskt klimat finns det en mycket sällsynt parasit, njurlavsknapp </w:t>
+      </w:r>
+      <w:r>
+        <w:rPr>
+          <w:i/>
+        </w:rPr>
+        <w:t>Pletocarpon nephromeum</w:t>
+      </w:r>
+      <w:r>
+        <w:t xml:space="preserve"> (EN), som växer på stuplav (SLU Artdatabanken, 2024; Nitare &amp; Skogsstyrelsen, 2019).</w:t>
+      </w:r>
+    </w:p>
+    <w:p>
+      <w:r>
+        <w:rPr>
+          <w:b/>
+        </w:rPr>
+        <w:t>Ullticka (NT)</w:t>
+      </w:r>
+      <w:r>
+        <w:t xml:space="preserve"> är knuten till restbestånd av barrnaturskog och förekommer med ett tydligt optimum i orörda eller måttligt påverkade gamla granskogar där det föreligger viss kontinuitet av grov död ved. Ullticka är en bra signalart inom hela sitt utbredningsområde och i södra Sverige är den sällsynt och en god signalart för skyddsvärda granskogsmiljöer. Den hotas av avverkning och fragmentering av naturskog och äldre granskog med lång trädkontinuitet. På ullticka kan ibland ulltickeporing (VU) påträffas - det är en sällsynt ticka som nyligen delats upp i tre olika arter: </w:t>
+      </w:r>
+      <w:r>
+        <w:rPr>
+          <w:i/>
+        </w:rPr>
+        <w:t xml:space="preserve">Skeletocutis brevispora </w:t>
+      </w:r>
+      <w:r>
+        <w:t>(ulltickeporing)</w:t>
+      </w:r>
+      <w:r>
+        <w:rPr>
+          <w:i/>
+        </w:rPr>
+        <w:t>, Skeletocutis delicata och Skeletocutis exilis</w:t>
+      </w:r>
+      <w:r>
+        <w:t>. De två sistnämnda arterna står för närvarande (2020) som ej bedömda i rödlistan (SLU Artdatabanken, 2024; Nitare &amp; Skogsstyrelsen, 2019; Miettinen &amp; Niemelä, 2018).</w:t>
       </w:r>
     </w:p>
     <w:p>
@@ -311,7 +404,32 @@
     </w:p>
     <w:p>
       <w:r>
-        <w:t>Följande fridlysta arter har sina livsmiljöer och växtplatser i den avverkningsanmälda skogen: knärot (VU, §8).</w:t>
+        <w:t>Följande fridlysta arter har sina livsmiljöer och växtplatser i den avverkningsanmälda skogen: knärot (VU, §8), järpe (NT, §4), spillkråka (NT, §4), tretåig hackspett (NT, §4), spindelblomster (S, §8), kungsfågel (§4), tjäder (§4) och revlummer (§9).</w:t>
+      </w:r>
+    </w:p>
+    <w:p>
+      <w:r>
+        <w:t xml:space="preserve">Observera att medlemsländerna är skyldiga att agera i enlighet med EU:s fågeldirektiv där det uttryckligen står att direktivet gäller för fåglar samt för deras ägg, bon och </w:t>
+      </w:r>
+      <w:r>
+        <w:rPr>
+          <w:b/>
+        </w:rPr>
+        <w:t xml:space="preserve">livsmiljöer </w:t>
+      </w:r>
+      <w:r>
+        <w:t>(artikel 1). Vidare att de åtgärder som vidtas inte får leda till en försämring av den nuvarande situationen beträffande bevarandet av de fågelarter som avses i artikel 1 (artikel 13). Fågeldirektivet är styrande för tillsynsansvariga myndigheters ärendehantering, ställningstaganden och beslutsfattande.</w:t>
+      </w:r>
+    </w:p>
+    <w:p>
+      <w:r>
+        <w:rPr>
+          <w:b/>
+        </w:rPr>
+        <w:t>Järpe (NT, §4)</w:t>
+      </w:r>
+      <w:r>
+        <w:t>, rödlistad som nära hotad och prioriterad art i Skogsvårdslagen har häckningsrevir i avverkningsanmälan. Arten har minskat med 25 (10–40) % under de senaste 12 åren och är mycket stationär inom sitt revir som är minst 25 hektar stort. Dess livsmiljöer utgörs av tät barrskog med inblandning av lövträd och en väl utvecklad flerskiktad struktur med bärris och yngre eller undertryckta, täta granar i ett lägre skikt, ofta utmed bäckar och åar inne i den skyddande granskogen. Järpen överlever inte om dess livsmiljö kalavverkas och är även känslig för röjning, gallring och avverkning där unga granar och lövträd inte sparas i tillräcklig omfattning (SLU Artdatabanken, 2022).</w:t>
       </w:r>
     </w:p>
     <w:p>
@@ -327,7 +445,7 @@
     </w:p>
     <w:p>
       <w:r>
-        <w:t>I det avverkningsanmälda området finns 1 fyndplatser för knärot registrerade på Artportalen. Figur 2 visar gränserna för buffertzoner på 50 m, som behöver lämnas kring fyndplatserna för att knärotslokalerna inte ska försvinna vid en avverkning. Av det avverkningsanmälda området överlappar 0.79 ha med buffertzonerna och får av detta skäl inte avverkas.</w:t>
+        <w:t>I det avverkningsanmälda området finns 23 fyndplatser för knärot registrerade på Artportalen. Figur 2 visar gränserna för buffertzoner på 50 m, som behöver lämnas kring fyndplatserna för att knärotslokalerna inte ska försvinna vid en avverkning. Av det avverkningsanmälda området överlappar 4.86 ha med buffertzonerna och får av detta skäl inte avverkas.</w:t>
       </w:r>
     </w:p>
     <w:p>
@@ -384,6 +502,39 @@
     </w:p>
     <w:p>
       <w:r>
+        <w:rPr>
+          <w:b/>
+        </w:rPr>
+        <w:t>Spillkråka (NT, §4)</w:t>
+      </w:r>
+      <w:r>
+        <w:t xml:space="preserve"> är rödlistad som nära hotad och ingår i bilaga 1 i EU:s fågeldirektiv. Den minskar i population på grund av minskad tillgång på lämpliga bo- och födoträd och minskad födotillgång. Spillkråkans minskningstakt har uppgått till 19 (24–10) % under de senaste 15 åren. Minskningstakten för den svenska populationen bedöms vara nära gränsvärdet för Sårbar (VU) (A2bc). Skogsbruk med korta omloppstider och täta, homogena ungskogar utgör det största hotet, (SLU Artdatabanken, 2023).</w:t>
+      </w:r>
+    </w:p>
+    <w:p>
+      <w:r>
+        <w:rPr>
+          <w:b/>
+        </w:rPr>
+        <w:t>Spindelblomster (§8)</w:t>
+      </w:r>
+      <w:r>
+        <w:t xml:space="preserve"> växer i äldre mossrik granskog eller barrblandskog, men även i fjällbjörkskog. Arten indikerar långvarig trädkontinuitet och hög luftfuktighet och är mycket känslig för uttorkning och markskador. Spindelblomster har i många trakter minskat starkt under senare tid på grund av slutavverkningar och skogsmarksdikning (Nitare &amp; Skogsstyrelsen, 2019).</w:t>
+      </w:r>
+    </w:p>
+    <w:p>
+      <w:r>
+        <w:rPr>
+          <w:b/>
+        </w:rPr>
+        <w:t>Tretåig hackspett (NT, §4)</w:t>
+      </w:r>
+      <w:r>
+        <w:t xml:space="preserve"> är rödlistad som nära hotad och ingår i bilaga 1 i EU:s fågeldirektiv. Tretåig hackspett är för sin överlevnad beroende av kontinuerlig tillförsel av äldre döende och död ved, som sker genom naturliga självgallringsprocesser i äldre grannaturskogar och barrblandade naturskogar. Om en skog genom skogsbruk gallras eller glesas ur så upphör och uteblir i stort sett den naturliga självgallringsprocessen för mycket lång tid framöver vilket omöjliggör upprätthållandet av den kontinuerliga ekologiska funktionen i ett område. Det finns studier som visar att naturskogens självgallringsprocess som den tretåiga hackspetten är beroende av, inte kan ersättas med efterlämnad hänsyn i skogsbruket (Imbeau &amp; Desrochers, 2002). Storleken på häckningsreviret varierar med skogstypen, förekomsten av död ved och graden av fragmentering, men är i allmänhet i storleksordningen 25–100 hektar. Vintertid krävs ofta betydligt större områden och det finns studier som antyder att arten behöver minst 100 hektar äldre skog. I områden med låg bonitet kan det behövas över 200 hektar lämpligt habitat för att ett par ska kunna reproducera sig. Områden med dokumenterad permanent förekomst i naturskogsmiljöer har vanligen så stora naturvärden att skogsbruk är olämpligt (Skogsstyrelsen, 2016).</w:t>
+      </w:r>
+    </w:p>
+    <w:p>
+      <w:r>
         <w:t>I BILAGA 1 finns mer detaljerad information om ekologi samt krav på livsmiljö hos fridlysta arter.</w:t>
       </w:r>
     </w:p>
@@ -439,6 +590,22 @@
       <w:r>
         <w:t>I den avverkningsanmälda skogen har fridlysta arter sina livsmiljöer och växtplatser. Att skada de fridlysta arternas livsmiljöer, växtplatser eller ekologiska funktion är inte tillåtet enligt artskyddsförordningen.</w:t>
       </w:r>
+      <w:r>
+        <w:rPr>
+          <w:i/>
+        </w:rPr>
+        <w:t xml:space="preserve"> EU:s medlemsländer och skogsbolag är skyldiga att agera i enlighet med EU:s fågeldirektiv där det uttryckligen står att direktivet gäller för fåglar samt för deras ägg, bon och </w:t>
+      </w:r>
+      <w:r>
+        <w:rPr>
+          <w:b/>
+          <w:i/>
+        </w:rPr>
+        <w:t xml:space="preserve">livsmiljöer </w:t>
+      </w:r>
+      <w:r>
+        <w:t>(artikel 1). Vidare att de åtgärder som vidtas inte får leda till en försämring av den nuvarande situationen beträffande bevarandet av de fågelarter som avses i artikel 1 (artikel 13).</w:t>
+      </w:r>
     </w:p>
     <w:p>
       <w:r>
@@ -477,7 +644,7 @@
         <w:rPr>
           <w:i/>
         </w:rPr>
-        <w:t>I det avverkningsanmälda skogsområdet har 6 naturvårdsarter varav 6 rödlistade arter sina livsmiljöer och växtplatser.</w:t>
+        <w:t>I det avverkningsanmälda skogsområdet har 22 naturvårdsarter varav 13 rödlistade arter sina livsmiljöer och växtplatser.</w:t>
       </w:r>
     </w:p>
     <w:p>
@@ -684,62 +851,17 @@
         <w:pStyle w:val="Heading1"/>
       </w:pPr>
       <w:r>
-        <w:t>Knärot – ekologi samt krav på livsmiljön</w:t>
+        <w:t>Järpe – ekologi samt krav på livsmiljön</w:t>
       </w:r>
     </w:p>
     <w:p>
       <w:r>
-        <w:t>Knärot är fridlyst enligt 8 och 15 §§ artskyddsförordningen och klassad som sårbar (VU) enligt rödlistan 2020. Knärot är beroende av hög och jämn luftfuktighet i gamla, ostörda skogsmiljöer och är känslig för snabba förändringar av ljus-/vindförhållanden eller uttorkning. På grund av ett alltför intensivt skogsbruk har den minskat med 40 (25–50) % under de senaste 60 åren och i framtiden bedöms minskningstakten uppgå till 30 (20–40) %. Till följd av att arten har en dokumenterat högre minskningstakt i förhållande till sin generationstid än vad som tidigare varit känt (data från Riksskogstaxeringen) höjdes den till hotkategori sårbar (VU) i rödlistan 2020 (SLU Artdatabanken, 2021).</w:t>
+        <w:t>Järpe är rödlistad som nära hotad (NT), fridlyst enligt 4§ Artskyddsförordningen och prioriterad art i Skogsvårdslagen. Järpen, som minskat med 25 (10–40) % under de senaste 12 åren, har sina livsmiljöer i tät barrskog med inblandning av lövträd och en väl utvecklad flerskiktad struktur med bärris och yngre eller undertryckta, täta granar i ett lägre skikt, ofta utmed bäckar och åar inne i den skyddande granskogen.</w:t>
       </w:r>
     </w:p>
     <w:p>
       <w:r>
-        <w:t xml:space="preserve">Samuel Johnsons doktorsavhandling </w:t>
-      </w:r>
-      <w:r>
-        <w:rPr>
-          <w:i/>
-        </w:rPr>
-        <w:t>“Retention Forestry as a Conservation Measure for Boreal Forest Ground Vegetation”</w:t>
-      </w:r>
-      <w:r>
-        <w:t xml:space="preserve"> (SLU, Uppsala 2014) visar att det krävs väl tilltagna skyddszoner för att knärotens växtplatser inte ska ta skada av skogsbruksåtgärder i intilliggande områden: </w:t>
-      </w:r>
-      <w:r>
-        <w:rPr>
-          <w:i/>
-        </w:rPr>
-        <w:t xml:space="preserve">“Study III shows that retention patches smaller than 0.5 ha do not lifeboat the sensitive forest herb G. repens, a species that depend on stable microclimatic conditions typical for intact forest stands.” </w:t>
-      </w:r>
-      <w:r>
-        <w:t xml:space="preserve">Vidare </w:t>
-      </w:r>
-      <w:r>
-        <w:rPr>
-          <w:i/>
-        </w:rPr>
-        <w:t>“More sensitive forest species are not lifeboated in retention patches ranging from 0.05 to 0.5 ha (Papers II &amp; III).”</w:t>
-      </w:r>
-    </w:p>
-    <w:p>
-      <w:r>
-        <w:t xml:space="preserve">Johnsons (2014) rekommendation på minst 50 meters breda skyddszoner runt knärotens växtplatser motsvarar en areal på 0,78 hektar, vilket ligger i linje med andra studier som gjorts på känsliga skogsarter: </w:t>
-      </w:r>
-      <w:r>
-        <w:rPr>
-          <w:i/>
-        </w:rPr>
-        <w:t>“In study III I also show that translocated specimens of G. repens survives well in mature forests at least 50 m from the nearest edge to an open area. Moreover, measures of temperature and humidity show that such distances from an open area is far enough to offer a microclimate that is more stable compared to what present in retention patches of around 0.1 ha. This means that the very centre of a circular patch with radius 50 m (equals a size of 0.78 ha) should offer conditions similar to interior forest and would perhaps be a suitable habitat for G. repens and similar species. Previous studies from both North America and Sweden have also concluded that patches between 0.5 and one ha are sufficient for preserving interior forest vegetation as well as sensitive lichens and bryophytes (de Graaf &amp; Roberts 2009; Halpern et al. 2012; Rudolphi et al. 2014).”</w:t>
-      </w:r>
-    </w:p>
-    <w:p>
-      <w:r>
-        <w:t>En nyligen publicerad vetenskaplig uppsats av Koelmeijer m.fl. (2022) inkluderar orkidén knärots skyddsbehov. I uppsatsen berörs problemet med uttorkning för växter, bl.a. för knärot, ett problem som blivit accentuerat på grund av den pågående klimatförändringen och torra somrar, t.ex. den exceptionellt torra sommaren 2018. I uppsatsen undersöks områden med tre olika avstånd från kalhyggeskant med avseende på skydd bl.a. för knärot. Det första området har avstånd upp till 20 m från hyggeskant (Strong edge effect), det andra 20–40 m från hyggeskant (Weak edge effect) och det tredje avser större avstånd från hyggeskant, där kanteffekten anses vara försumbar (Interior). Ett resultat var att man fann stor eller mycket stor uttorkningseffekt på känsliga och rödlistade skogsarter vid de kortare avstånden till hyggeskant, medan effekt av uttorkning inte konstaterades på större avstånd (Interior). För orkidén knärot fann man en rik förekomst (upp till 0,06 dm2/m2) på stort avstånd från hyggeskant (Interior), medan förekomsten var liten eller närmast försumbar i de områden som klassificerades som Weak edge effect respektive Strong edge effect. Arbetet påpekar att de allt oftare förekommande torra somrarna ger ytterligare skäl att utöka skyddsavståndet från hyggen till den fuktkrävande arten knärot (Koelmeijer m.fl., 2022).</w:t>
-      </w:r>
-    </w:p>
-    <w:p>
-      <w:r>
-        <w:t>Även Skogsstyrelsens egen vägledning för hänsyn till knärot ligger i linje med ovanstående forskningsstudier. Av vägledningen framgår det att för med hög sannolikhet kunna bevara befintliga förekomster krävs relativt stora avsättningar av uppvuxen skog med slutet och relativt tätt kronskikt. Som riktlinje kan krävas ett avstånd på 50 meter in från brynet för att vidmakthålla ett fungerande mikroklimat. Detta innebär att fristående hänsynsytor för många arter (kärlväxter, lavar och mossor) kan behöva ha en area överstigande 0,8 hektar (cirkelyta med radien 50 meter = 0,78 hektar) för att bibehålla lokalklimatet. Även ganska små förändringar i form av förändrade ljus- och fuktighetsförhållanden, till exempel till följd av gallring, kan leda till att arten försvinner till följd av konkurrens med mera ljuskrävande och snabbväxande arter (Skogsstyrelsen, 2022).</w:t>
+        <w:t>Arten behöver lämpliga skogsbestånd om sammanlagt minst 25 hektar. Den är mycket stationär inom sitt revir och när ett par etablerat sig stannar de så länge miljön är intakt. Den undviker öppen mark och förﬂyttar sig sällan över större öppna myrar eller åkermark, och är därför känslig för fragmentering. Järpen överlever inte om dess livsmiljö kalavverkas och är även känslig för röjning, gallring och avverkning där unga granar och lövträd inte sparas i tillräcklig omfattning (SLU Artdatabanken, 2022).</w:t>
       </w:r>
     </w:p>
     <w:p>
@@ -747,82 +869,12 @@
         <w:pStyle w:val="Heading2"/>
       </w:pPr>
       <w:r>
-        <w:t>Referenser – knärot</w:t>
+        <w:t>Referenser – järpe</w:t>
       </w:r>
     </w:p>
     <w:p>
       <w:r>
-        <w:t xml:space="preserve">de Graaf M &amp; Roberts M.R., 2009. </w:t>
-      </w:r>
-      <w:r>
-        <w:rPr>
-          <w:i/>
-        </w:rPr>
-        <w:t xml:space="preserve">Short-term response of the herbaceous layer within leave patches after harvest. </w:t>
-      </w:r>
-      <w:r>
-        <w:t>Forest Ecology and Management 257, 1014–1025</w:t>
-      </w:r>
-    </w:p>
-    <w:p>
-      <w:r>
-        <w:t xml:space="preserve">Halpern, C. B., Halaj, J., Evans, S. A., &amp; Dovciak, M., 2012. </w:t>
-      </w:r>
-      <w:r>
-        <w:rPr>
-          <w:i/>
-        </w:rPr>
-        <w:t xml:space="preserve">Level and pattern of overstory retention interact to shape long-term responses of understories to timber harvest. </w:t>
-      </w:r>
-      <w:r>
-        <w:t>Ecological Applications, 22, 2049–2064</w:t>
-      </w:r>
-    </w:p>
-    <w:p>
-      <w:r>
-        <w:t xml:space="preserve">Koelmeijer, I. A., Ehrlén, J., Jönsson, M., De Frenne, P., Berg, P., Andersson, J., Weibull, H. &amp; Hylander, N. 2022. </w:t>
-      </w:r>
-      <w:r>
-        <w:rPr>
-          <w:i/>
-        </w:rPr>
-        <w:t xml:space="preserve">Interactive effects of drought and edge exposure on old-growth forest understory species. </w:t>
-      </w:r>
-      <w:r>
-        <w:t>Landscape Ecology, 37, sid 1839–1853</w:t>
-      </w:r>
-    </w:p>
-    <w:p>
-      <w:r>
-        <w:t xml:space="preserve">Rudolphi, J., Jönsson, M. T., &amp; Gustafsson, L., 2014. </w:t>
-      </w:r>
-      <w:r>
-        <w:rPr>
-          <w:i/>
-        </w:rPr>
-        <w:t xml:space="preserve">Biological legacies buffer local species extinction after logging. </w:t>
-      </w:r>
-      <w:r>
-        <w:t>Journal of Applied Ecology. 51, 53–62.</w:t>
-      </w:r>
-    </w:p>
-    <w:p>
-      <w:r>
-        <w:t xml:space="preserve">Skogsstyrelsen, 2022. </w:t>
-      </w:r>
-      <w:r>
-        <w:rPr>
-          <w:i/>
-        </w:rPr>
-        <w:t xml:space="preserve">Vägledning för hänsyn till knärot. </w:t>
-      </w:r>
-      <w:r>
-        <w:t>https://www.skogsstyrelsen.se/lag-och-tillsyn/artskydd/vagledningar-och-kunskapsstod-artskydd/vagledning-for-hansyn-till-knarot/</w:t>
-      </w:r>
-    </w:p>
-    <w:p>
-      <w:r>
-        <w:t xml:space="preserve">SLU Artdatabanken, 2021. </w:t>
+        <w:t xml:space="preserve">SLU Artdatabanken, 2022. </w:t>
       </w:r>
       <w:r>
         <w:rPr>
@@ -839,44 +891,62 @@
         <w:pStyle w:val="Heading1"/>
       </w:pPr>
       <w:r>
-        <w:t>Lunglav – ekologi samt krav på livsmiljön</w:t>
+        <w:t>Knärot – ekologi samt krav på livsmiljön</w:t>
       </w:r>
     </w:p>
     <w:p>
       <w:r>
-        <w:t>Lunglav (NT) är en av vårt lands främsta signalarter som överallt indikerar gamla lövträd, skogsbestånd med höga naturvärden och ekosystem med lång skoglig kontinuitet. Lokalt kan förekomsten vara mycket riklig men den hittas nästan enbart i gamla och ej slutavverkade skogar. Artens samtliga förekomster bör uppmärksammas från naturvårdssynpunkt, då många lokaler även hyser andra ovanliga och rödlistade arter. Rikliga förekomster bör skyddas med biotopskydd, frivilliga avsättningar eller reservat (SLU Artdatabanken, 2024; Nitare &amp; Skogsstyrelsen, 2019).</w:t>
+        <w:t>Knärot är fridlyst enligt 8 och 15 §§ artskyddsförordningen och klassad som sårbar (VU) enligt rödlistan 2020. Knärot är beroende av hög och jämn luftfuktighet i gamla, ostörda skogsmiljöer och är känslig för snabba förändringar av ljus-/vindförhållanden eller uttorkning. På grund av ett alltför intensivt skogsbruk har den minskat med 40 (25–50) % under de senaste 60 åren och i framtiden bedöms minskningstakten uppgå till 30 (20–40) %. Till följd av att arten har en dokumenterat högre minskningstakt i förhållande till sin generationstid än vad som tidigare varit känt (data från Riksskogstaxeringen) höjdes den till hotkategori sårbar (VU) i rödlistan 2020 (SLU Artdatabanken, 2021).</w:t>
       </w:r>
     </w:p>
     <w:p>
       <w:r>
-        <w:t xml:space="preserve">På lunglav kan man sällsynt finna små svarta skivlika bildningar som liknar apothecier men som är en parasitisk svamp, Lunglavsknapp </w:t>
+        <w:t xml:space="preserve">Samuel Johnsons doktorsavhandling </w:t>
       </w:r>
       <w:r>
         <w:rPr>
           <w:i/>
         </w:rPr>
-        <w:t>Plectocarpon lichenum</w:t>
-      </w:r>
-      <w:r>
-        <w:t xml:space="preserve"> (VU). Det finns ytterligare två rödlistade parasiter vilka bara förekommer på lunglav, Skrovelmössing </w:t>
+        <w:t>“Retention Forestry as a Conservation Measure for Boreal Forest Ground Vegetation”</w:t>
+      </w:r>
+      <w:r>
+        <w:t xml:space="preserve"> (SLU, Uppsala 2014) visar att det krävs väl tilltagna skyddszoner för att knärotens växtplatser inte ska ta skada av skogsbruksåtgärder i intilliggande områden: </w:t>
       </w:r>
       <w:r>
         <w:rPr>
           <w:i/>
         </w:rPr>
-        <w:t>Dactylospora lobariella</w:t>
-      </w:r>
-      <w:r>
-        <w:t xml:space="preserve"> (rödlistad som Kunskapsbrist DD) och Lunglavshårprick </w:t>
+        <w:t xml:space="preserve">“Study III shows that retention patches smaller than 0.5 ha do not lifeboat the sensitive forest herb G. repens, a species that depend on stable microclimatic conditions typical for intact forest stands.” </w:t>
+      </w:r>
+      <w:r>
+        <w:t xml:space="preserve">Vidare </w:t>
       </w:r>
       <w:r>
         <w:rPr>
           <w:i/>
         </w:rPr>
-        <w:t>Niesslia lobariae</w:t>
-      </w:r>
-      <w:r>
-        <w:t xml:space="preserve"> (rödlistad som Kunskapsbrist DD). Skrovelmössing (DD) har små svarta apothecier och bruna, 1-septerade sporer och Lunglavshårprick (DD) har brunhåriga perithecier och färglösa, 1-septerade sporer (SLU Artdatabanken, 2024; Nitare &amp; Skogsstyrelsen, 2019).</w:t>
+        <w:t>“More sensitive forest species are not lifeboated in retention patches ranging from 0.05 to 0.5 ha (Papers II &amp; III).”</w:t>
+      </w:r>
+    </w:p>
+    <w:p>
+      <w:r>
+        <w:t xml:space="preserve">Johnsons (2014) rekommendation på minst 50 meters breda skyddszoner runt knärotens växtplatser motsvarar en areal på 0,78 hektar, vilket ligger i linje med andra studier som gjorts på känsliga skogsarter: </w:t>
+      </w:r>
+      <w:r>
+        <w:rPr>
+          <w:i/>
+        </w:rPr>
+        <w:t>“In study III I also show that translocated specimens of G. repens survives well in mature forests at least 50 m from the nearest edge to an open area. Moreover, measures of temperature and humidity show that such distances from an open area is far enough to offer a microclimate that is more stable compared to what present in retention patches of around 0.1 ha. This means that the very centre of a circular patch with radius 50 m (equals a size of 0.78 ha) should offer conditions similar to interior forest and would perhaps be a suitable habitat for G. repens and similar species. Previous studies from both North America and Sweden have also concluded that patches between 0.5 and one ha are sufficient for preserving interior forest vegetation as well as sensitive lichens and bryophytes (de Graaf &amp; Roberts 2009; Halpern et al. 2012; Rudolphi et al. 2014).”</w:t>
+      </w:r>
+    </w:p>
+    <w:p>
+      <w:r>
+        <w:t>En nyligen publicerad vetenskaplig uppsats av Koelmeijer m.fl. (2022) inkluderar orkidén knärots skyddsbehov. I uppsatsen berörs problemet med uttorkning för växter, bl.a. för knärot, ett problem som blivit accentuerat på grund av den pågående klimatförändringen och torra somrar, t.ex. den exceptionellt torra sommaren 2018. I uppsatsen undersöks områden med tre olika avstånd från kalhyggeskant med avseende på skydd bl.a. för knärot. Det första området har avstånd upp till 20 m från hyggeskant (Strong edge effect), det andra 20–40 m från hyggeskant (Weak edge effect) och det tredje avser större avstånd från hyggeskant, där kanteffekten anses vara försumbar (Interior). Ett resultat var att man fann stor eller mycket stor uttorkningseffekt på känsliga och rödlistade skogsarter vid de kortare avstånden till hyggeskant, medan effekt av uttorkning inte konstaterades på större avstånd (Interior). För orkidén knärot fann man en rik förekomst (upp till 0,06 dm2/m2) på stort avstånd från hyggeskant (Interior), medan förekomsten var liten eller närmast försumbar i de områden som klassificerades som Weak edge effect respektive Strong edge effect. Arbetet påpekar att de allt oftare förekommande torra somrarna ger ytterligare skäl att utöka skyddsavståndet från hyggen till den fuktkrävande arten knärot (Koelmeijer m.fl., 2022).</w:t>
+      </w:r>
+    </w:p>
+    <w:p>
+      <w:r>
+        <w:t>Även Skogsstyrelsens egen vägledning för hänsyn till knärot ligger i linje med ovanstående forskningsstudier. Av vägledningen framgår det att för med hög sannolikhet kunna bevara befintliga förekomster krävs relativt stora avsättningar av uppvuxen skog med slutet och relativt tätt kronskikt. Som riktlinje kan krävas ett avstånd på 50 meter in från brynet för att vidmakthålla ett fungerande mikroklimat. Detta innebär att fristående hänsynsytor för många arter (kärlväxter, lavar och mossor) kan behöva ha en area överstigande 0,8 hektar (cirkelyta med radien 50 meter = 0,78 hektar) för att bibehålla lokalklimatet. Även ganska små förändringar i form av förändrade ljus- och fuktighetsförhållanden, till exempel till följd av gallring, kan leda till att arten försvinner till följd av konkurrens med mera ljuskrävande och snabbväxande arter (Skogsstyrelsen, 2022).</w:t>
       </w:r>
     </w:p>
     <w:p>
@@ -884,6 +954,143 @@
         <w:pStyle w:val="Heading2"/>
       </w:pPr>
       <w:r>
+        <w:t>Referenser – knärot</w:t>
+      </w:r>
+    </w:p>
+    <w:p>
+      <w:r>
+        <w:t xml:space="preserve">de Graaf M &amp; Roberts M.R., 2009. </w:t>
+      </w:r>
+      <w:r>
+        <w:rPr>
+          <w:i/>
+        </w:rPr>
+        <w:t xml:space="preserve">Short-term response of the herbaceous layer within leave patches after harvest. </w:t>
+      </w:r>
+      <w:r>
+        <w:t>Forest Ecology and Management 257, 1014–1025</w:t>
+      </w:r>
+    </w:p>
+    <w:p>
+      <w:r>
+        <w:t xml:space="preserve">Halpern, C. B., Halaj, J., Evans, S. A., &amp; Dovciak, M., 2012. </w:t>
+      </w:r>
+      <w:r>
+        <w:rPr>
+          <w:i/>
+        </w:rPr>
+        <w:t xml:space="preserve">Level and pattern of overstory retention interact to shape long-term responses of understories to timber harvest. </w:t>
+      </w:r>
+      <w:r>
+        <w:t>Ecological Applications, 22, 2049–2064</w:t>
+      </w:r>
+    </w:p>
+    <w:p>
+      <w:r>
+        <w:t xml:space="preserve">Koelmeijer, I. A., Ehrlén, J., Jönsson, M., De Frenne, P., Berg, P., Andersson, J., Weibull, H. &amp; Hylander, N. 2022. </w:t>
+      </w:r>
+      <w:r>
+        <w:rPr>
+          <w:i/>
+        </w:rPr>
+        <w:t xml:space="preserve">Interactive effects of drought and edge exposure on old-growth forest understory species. </w:t>
+      </w:r>
+      <w:r>
+        <w:t>Landscape Ecology, 37, sid 1839–1853</w:t>
+      </w:r>
+    </w:p>
+    <w:p>
+      <w:r>
+        <w:t xml:space="preserve">Rudolphi, J., Jönsson, M. T., &amp; Gustafsson, L., 2014. </w:t>
+      </w:r>
+      <w:r>
+        <w:rPr>
+          <w:i/>
+        </w:rPr>
+        <w:t xml:space="preserve">Biological legacies buffer local species extinction after logging. </w:t>
+      </w:r>
+      <w:r>
+        <w:t>Journal of Applied Ecology. 51, 53–62.</w:t>
+      </w:r>
+    </w:p>
+    <w:p>
+      <w:r>
+        <w:t xml:space="preserve">Skogsstyrelsen, 2022. </w:t>
+      </w:r>
+      <w:r>
+        <w:rPr>
+          <w:i/>
+        </w:rPr>
+        <w:t xml:space="preserve">Vägledning för hänsyn till knärot. </w:t>
+      </w:r>
+      <w:r>
+        <w:t>https://www.skogsstyrelsen.se/lag-och-tillsyn/artskydd/vagledningar-och-kunskapsstod-artskydd/vagledning-for-hansyn-till-knarot/</w:t>
+      </w:r>
+    </w:p>
+    <w:p>
+      <w:r>
+        <w:t xml:space="preserve">SLU Artdatabanken, 2021. </w:t>
+      </w:r>
+      <w:r>
+        <w:rPr>
+          <w:i/>
+        </w:rPr>
+        <w:t xml:space="preserve">Artfaktablad. Naturvård – artfakta. </w:t>
+      </w:r>
+      <w:r>
+        <w:t>SLU Artdatabanken, Uppsala</w:t>
+      </w:r>
+    </w:p>
+    <w:p>
+      <w:pPr>
+        <w:pStyle w:val="Heading1"/>
+      </w:pPr>
+      <w:r>
+        <w:t>Lunglav – ekologi samt krav på livsmiljön</w:t>
+      </w:r>
+    </w:p>
+    <w:p>
+      <w:r>
+        <w:t>Lunglav (NT) är en av vårt lands främsta signalarter som överallt indikerar gamla lövträd, skogsbestånd med höga naturvärden och ekosystem med lång skoglig kontinuitet. Lokalt kan förekomsten vara mycket riklig men den hittas nästan enbart i gamla och ej slutavverkade skogar. Artens samtliga förekomster bör uppmärksammas från naturvårdssynpunkt, då många lokaler även hyser andra ovanliga och rödlistade arter. Rikliga förekomster bör skyddas med biotopskydd, frivilliga avsättningar eller reservat (SLU Artdatabanken, 2024; Nitare &amp; Skogsstyrelsen, 2019).</w:t>
+      </w:r>
+    </w:p>
+    <w:p>
+      <w:r>
+        <w:t xml:space="preserve">På lunglav kan man sällsynt finna små svarta skivlika bildningar som liknar apothecier men som är en parasitisk svamp, Lunglavsknapp </w:t>
+      </w:r>
+      <w:r>
+        <w:rPr>
+          <w:i/>
+        </w:rPr>
+        <w:t>Plectocarpon lichenum</w:t>
+      </w:r>
+      <w:r>
+        <w:t xml:space="preserve"> (VU). Det finns ytterligare två rödlistade parasiter vilka bara förekommer på lunglav, Skrovelmössing </w:t>
+      </w:r>
+      <w:r>
+        <w:rPr>
+          <w:i/>
+        </w:rPr>
+        <w:t>Dactylospora lobariella</w:t>
+      </w:r>
+      <w:r>
+        <w:t xml:space="preserve"> (rödlistad som Kunskapsbrist DD) och Lunglavshårprick </w:t>
+      </w:r>
+      <w:r>
+        <w:rPr>
+          <w:i/>
+        </w:rPr>
+        <w:t>Niesslia lobariae</w:t>
+      </w:r>
+      <w:r>
+        <w:t xml:space="preserve"> (rödlistad som Kunskapsbrist DD). Skrovelmössing (DD) har små svarta apothecier och bruna, 1-septerade sporer och Lunglavshårprick (DD) har brunhåriga perithecier och färglösa, 1-septerade sporer (SLU Artdatabanken, 2024; Nitare &amp; Skogsstyrelsen, 2019).</w:t>
+      </w:r>
+    </w:p>
+    <w:p>
+      <w:pPr>
+        <w:pStyle w:val="Heading2"/>
+      </w:pPr>
+      <w:r>
         <w:t>Referenser – lunglav</w:t>
       </w:r>
     </w:p>
@@ -913,6 +1120,249 @@
       </w:r>
       <w:r>
         <w:t>SLU Artdatabanken, Uppsala.</w:t>
+      </w:r>
+    </w:p>
+    <w:p>
+      <w:pPr>
+        <w:pStyle w:val="Heading1"/>
+      </w:pPr>
+      <w:r>
+        <w:t>Spillkråka – ekologi samt krav på livsmiljön</w:t>
+      </w:r>
+    </w:p>
+    <w:p>
+      <w:r>
+        <w:t>Spillkråka (NT) är rödlistad som nära hotad, fridlyst enligt §4 Artskyddsförordningen och ingår i bilaga 1 i EU:s fågeldirektiv. Spillkråka lever i både barr- och blandskog liksom i ren lövskog. De tätaste populationerna tenderar att finnas i äldre, variationsrik blandskog med gott om död ved och gamla träd.</w:t>
+      </w:r>
+    </w:p>
+    <w:p>
+      <w:r>
+        <w:t>Varje par utnyttjar 400–1000 hektar skog beroende på skogens kvalitet. En minskning av populationen pågår på grund av minskad tillgång på lämpliga bo- och födoträd och minskad födotillgång. Spillkråkans minskningstakt har uppgått till 19 (24–10) % under de senaste 15 åren. Minskningstakten för den svenska populationen bedöms vara nära gränsvärdet för Sårbar (VU) (A2bc). Skogsbruk med korta omloppstider och täta, homogena ungskogar utgör det största hotet (Artdatabanken 2023).</w:t>
+      </w:r>
+    </w:p>
+    <w:p>
+      <w:pPr>
+        <w:pStyle w:val="Heading2"/>
+      </w:pPr>
+      <w:r>
+        <w:t>Referenser – spillkråka</w:t>
+      </w:r>
+    </w:p>
+    <w:p>
+      <w:r>
+        <w:t xml:space="preserve">SLU Artdatabanken, 2021. </w:t>
+      </w:r>
+      <w:r>
+        <w:rPr>
+          <w:i/>
+        </w:rPr>
+        <w:t xml:space="preserve">Artfaktablad. Naturvård – artfakta. </w:t>
+      </w:r>
+      <w:r>
+        <w:t>SLU Artdatabanken, Uppsala</w:t>
+      </w:r>
+    </w:p>
+    <w:p>
+      <w:pPr>
+        <w:pStyle w:val="Heading1"/>
+      </w:pPr>
+      <w:r>
+        <w:t>Tjäder – ekologi samt krav på livsmiljön</w:t>
+      </w:r>
+    </w:p>
+    <w:p>
+      <w:r>
+        <w:t>Tjäder (§4) är en utpräglad skogsfågel knuten till större sammanhängande barrskogsområden. Tupparna och hönorna utnyttjar till viss del olika miljöer, och habitatvalet varierar dessutom mellan olika delar av året. För att det ska finnas livskraftiga tjäderbestånd krävs funktionella skogslandskap med en blandning av uppvuxen, gles och luckig skog, täta sumpskogar, myrar och andra små våtmarker (Skogsstyrelsen, 2019).</w:t>
+      </w:r>
+    </w:p>
+    <w:p>
+      <w:r>
+        <w:t>Arten försvinner när skogen fragmenteras och den sammanlagda arealen hyggen och andra öppna områden blir för stor. Ett småskaligt och försiktigt virkesuttag genom hyggesfria metoder kan i vissa fall vara möjligt i området inom 200 m från lekcentrum. Längre ut från lekcentrum, inom 200–500 m bör den avverkade ytan inte överskrida 1 hektar för att undvika alltför stora och snabba förändringar (Skogsstyrelsen, 2019).</w:t>
+      </w:r>
+    </w:p>
+    <w:p>
+      <w:pPr>
+        <w:pStyle w:val="Heading2"/>
+      </w:pPr>
+      <w:r>
+        <w:t>Referenser – tjäder</w:t>
+      </w:r>
+    </w:p>
+    <w:p>
+      <w:r>
+        <w:t xml:space="preserve">Skogsstyrelsen, 2019. </w:t>
+      </w:r>
+      <w:r>
+        <w:rPr>
+          <w:i/>
+        </w:rPr>
+        <w:t xml:space="preserve">Vägledning för hänsyn till fåglar – tjäder. </w:t>
+      </w:r>
+      <w:r>
+        <w:t>https://www.skogsstyrelsen.se/globalassets/lag-och-tillsyn/artskydd/vagledningar-for-hansyn-till-faglar/tjader-vagledning-hansyn2.pdf</w:t>
+      </w:r>
+    </w:p>
+    <w:p>
+      <w:pPr>
+        <w:pStyle w:val="Heading1"/>
+      </w:pPr>
+      <w:r>
+        <w:t>Tretåig hackspett – ekologi samt krav på livsmiljön</w:t>
+      </w:r>
+    </w:p>
+    <w:p>
+      <w:r>
+        <w:t xml:space="preserve">Tretåig hackspett (NT) är fridlyst enligt §4 Artskyddsförordningen och finns med som prioriterad art i Skogsstyrelsen vägledning för skogsbruket (bilaga 4 till SVL). I vägledningen står bland annat att: </w:t>
+      </w:r>
+      <w:r>
+        <w:rPr>
+          <w:i/>
+        </w:rPr>
+        <w:t xml:space="preserve">“Tretåig hackspett har stora arealkrav och höga krav på sin livsmiljö. Omdaningen av naturskogar till kulturskogar medför en förlust av viktiga miljöer, något som förstärks av ökad fragmentering till följd av avverkningar.” </w:t>
+      </w:r>
+      <w:r>
+        <w:t xml:space="preserve">Vidare att: </w:t>
+      </w:r>
+      <w:r>
+        <w:rPr>
+          <w:i/>
+        </w:rPr>
+        <w:t>“Områden med dokumenterad permanent förekomst i naturskogsmiljöer har vanligen så stora naturvärden att skogsbruk är olämpligt”.</w:t>
+      </w:r>
+    </w:p>
+    <w:p>
+      <w:r>
+        <w:t>Tretåig hackspett är beroende av större sammanhängande naturskogar med kontinuerlig tillgång och nybildning av död ved och fragmentering av livsmiljöerna utgör ett stort hot mot arten (se exempelvis Stachura-Skierczynska et al., 2009; Wesolowski et al., 2005; Butler et al., 2004; Pakkala et al., 2002; Amcoff et al., 1996; Virkkala, 1991). Det finns studier som visar att naturskogens självgallringsprocess som den tretåiga hackspetten är beroende av, inte kan ersättas med efterlämnad hänsyn i skogsbruket (Imbeau &amp; Desrochers, 2002).</w:t>
+      </w:r>
+    </w:p>
+    <w:p>
+      <w:r>
+        <w:t>Permanenta revir av tretåig hackspett karaktäriseras ofta av artens typiska ringformigt ordnade hackmärken på framför allt gamla granar. För att säkerställa att inte revir av tretåig hackspett drabbas av avverkningsplanerna bör en inventering göras i området både under häckningstid och under vintern, då arten utnyttjar betydligt större områden än under sommarens häckningsrevir. Storleken på häckningsreviret varierar med skogstypen, förekomsten av död ved och graden av fragmentering, men är i allmänhet i storleksordningen 25–100 hektar.</w:t>
+      </w:r>
+    </w:p>
+    <w:p>
+      <w:r>
+        <w:t>Förutom fridlysning enligt §4 Artskyddsförordningen är tretåig hackspett även förtecknad i EU:s fågeldirektiv bilaga 1. Den ingår också i Natura 2000 och är förtecknad i Bernkonventionen bilaga II (strikt skyddade djurarter).</w:t>
+      </w:r>
+    </w:p>
+    <w:p>
+      <w:pPr>
+        <w:pStyle w:val="Heading2"/>
+      </w:pPr>
+      <w:r>
+        <w:t>Referenser – tretåig hackspett</w:t>
+      </w:r>
+    </w:p>
+    <w:p>
+      <w:r>
+        <w:t xml:space="preserve">Amcoff, M. &amp; Eriksson, P. 1996. </w:t>
+      </w:r>
+      <w:r>
+        <w:rPr>
+          <w:i/>
+        </w:rPr>
+        <w:t xml:space="preserve">Förekomst av tretåig hackspett Picoides tridactylus på bestånds- och landskapsnivå. </w:t>
+      </w:r>
+      <w:r>
+        <w:t>Ornis Svecica 6: 107–119</w:t>
+      </w:r>
+    </w:p>
+    <w:p>
+      <w:r>
+        <w:t xml:space="preserve">Butler, R., Angelstam, P., Ekelund, P. &amp; Schlaeffer, R. 2004. </w:t>
+      </w:r>
+      <w:r>
+        <w:rPr>
+          <w:i/>
+        </w:rPr>
+        <w:t xml:space="preserve">Dead wood threshold values for the three-toed woodpecker presence in boreal and sub-Alpine forest. </w:t>
+      </w:r>
+      <w:r>
+        <w:t>Biological conservation 119(3): 305–318</w:t>
+      </w:r>
+    </w:p>
+    <w:p>
+      <w:r>
+        <w:t xml:space="preserve">Imbeau, L. &amp; Desrochers, A. 2002. </w:t>
+      </w:r>
+      <w:r>
+        <w:rPr>
+          <w:i/>
+        </w:rPr>
+        <w:t xml:space="preserve">Foraging Ecology and Use of Drumming Trees by Three-Toed Woodpeckers. </w:t>
+      </w:r>
+      <w:r>
+        <w:t>The Journal of Wildlife Management. Vol. 66, No. 1 (Jan., 2002), pp. 222–231.</w:t>
+      </w:r>
+    </w:p>
+    <w:p>
+      <w:r>
+        <w:t xml:space="preserve">Pakkala, T., Hanski, I. &amp; Tomppo, E. 2002. </w:t>
+      </w:r>
+      <w:r>
+        <w:rPr>
+          <w:i/>
+        </w:rPr>
+        <w:t xml:space="preserve">Spatial ecology of the three-toed woodpecker in managed forest landscapes. </w:t>
+      </w:r>
+      <w:r>
+        <w:t>Silva Fennica 36(1): 279–288.</w:t>
+      </w:r>
+    </w:p>
+    <w:p>
+      <w:r>
+        <w:t xml:space="preserve">Skogsstyrelsen, 2016. </w:t>
+      </w:r>
+      <w:r>
+        <w:rPr>
+          <w:i/>
+        </w:rPr>
+        <w:t xml:space="preserve">Vägledning för hänsyn till fåglar – Tretåig hackspett. </w:t>
+      </w:r>
+      <w:r>
+        <w:t>www.skogsstyrelsen.se</w:t>
+      </w:r>
+    </w:p>
+    <w:p>
+      <w:r>
+        <w:t xml:space="preserve">Stachura-Skierczynska, K., Tumiel, T. &amp; Skierczynski, M. 2009. </w:t>
+      </w:r>
+      <w:r>
+        <w:rPr>
+          <w:i/>
+        </w:rPr>
+        <w:t xml:space="preserve">Habitat prediction model for three-toed woodpecker and its implications for the conservation of biologically valuable forests. </w:t>
+      </w:r>
+      <w:r>
+        <w:t>Forest Ecology and Management 258(5): 697–703.</w:t>
+      </w:r>
+    </w:p>
+    <w:p>
+      <w:r>
+        <w:t xml:space="preserve">Virkkala, R. 1991. </w:t>
+      </w:r>
+      <w:r>
+        <w:rPr>
+          <w:i/>
+        </w:rPr>
+        <w:t xml:space="preserve">Population trends of forest birds in a Finnish Lapland landscape of large habitat blocks – Consequences of stochastic environmental variation or regional habitat alteration. </w:t>
+      </w:r>
+      <w:r>
+        <w:t>Biological conservation 56(2): 223–240</w:t>
+      </w:r>
+    </w:p>
+    <w:p>
+      <w:r>
+        <w:t xml:space="preserve">Wesolowski, T., Czeszczewik, D. &amp; Rowinski, P. 2005. </w:t>
+      </w:r>
+      <w:r>
+        <w:rPr>
+          <w:i/>
+        </w:rPr>
+        <w:t xml:space="preserve">Effects of forest management on Three-toed Woodpecker Picoides tridactylus distribution in the Bialowieza Forest (NE Poland): conservation implications. </w:t>
+      </w:r>
+      <w:r>
+        <w:t>Acta Ornithologica 40(1): 53–60.</w:t>
       </w:r>
     </w:p>
     <w:sectPr>
@@ -1043,7 +1493,7 @@
     <w:r>
       <w:tab/>
       <w:tab/>
-      <w:t>2025-06-18</w:t>
+      <w:t>2025-06-19</w:t>
       <w:br/>
       <w:br/>
     </w:r>

--- a/klagomål/A 27652-2025 FSC-klagomål.docx
+++ b/klagomål/A 27652-2025 FSC-klagomål.docx
@@ -1493,7 +1493,7 @@
     <w:r>
       <w:tab/>
       <w:tab/>
-      <w:t>2025-06-19</w:t>
+      <w:t>2025-06-20</w:t>
       <w:br/>
       <w:br/>
     </w:r>

--- a/klagomål/A 27652-2025 FSC-klagomål.docx
+++ b/klagomål/A 27652-2025 FSC-klagomål.docx
@@ -1493,7 +1493,7 @@
     <w:r>
       <w:tab/>
       <w:tab/>
-      <w:t>2025-06-20</w:t>
+      <w:t>2025-06-21</w:t>
       <w:br/>
       <w:br/>
     </w:r>

--- a/klagomål/A 27652-2025 FSC-klagomål.docx
+++ b/klagomål/A 27652-2025 FSC-klagomål.docx
@@ -1493,7 +1493,7 @@
     <w:r>
       <w:tab/>
       <w:tab/>
-      <w:t>2025-06-21</w:t>
+      <w:t>2025-06-22</w:t>
       <w:br/>
       <w:br/>
     </w:r>

--- a/klagomål/A 27652-2025 FSC-klagomål.docx
+++ b/klagomål/A 27652-2025 FSC-klagomål.docx
@@ -1493,7 +1493,7 @@
     <w:r>
       <w:tab/>
       <w:tab/>
-      <w:t>2025-06-22</w:t>
+      <w:t>2025-06-23</w:t>
       <w:br/>
       <w:br/>
     </w:r>

--- a/klagomål/A 27652-2025 FSC-klagomål.docx
+++ b/klagomål/A 27652-2025 FSC-klagomål.docx
@@ -1493,7 +1493,7 @@
     <w:r>
       <w:tab/>
       <w:tab/>
-      <w:t>2025-06-23</w:t>
+      <w:t>2025-06-24</w:t>
       <w:br/>
       <w:br/>
     </w:r>

--- a/klagomål/A 27652-2025 FSC-klagomål.docx
+++ b/klagomål/A 27652-2025 FSC-klagomål.docx
@@ -1493,7 +1493,7 @@
     <w:r>
       <w:tab/>
       <w:tab/>
-      <w:t>2025-06-24</w:t>
+      <w:t>2025-06-25</w:t>
       <w:br/>
       <w:br/>
     </w:r>

--- a/klagomål/A 27652-2025 FSC-klagomål.docx
+++ b/klagomål/A 27652-2025 FSC-klagomål.docx
@@ -1493,7 +1493,7 @@
     <w:r>
       <w:tab/>
       <w:tab/>
-      <w:t>2025-06-25</w:t>
+      <w:t>2025-06-26</w:t>
       <w:br/>
       <w:br/>
     </w:r>

--- a/klagomål/A 27652-2025 FSC-klagomål.docx
+++ b/klagomål/A 27652-2025 FSC-klagomål.docx
@@ -1493,7 +1493,7 @@
     <w:r>
       <w:tab/>
       <w:tab/>
-      <w:t>2025-06-26</w:t>
+      <w:t>2025-06-27</w:t>
       <w:br/>
       <w:br/>
     </w:r>

--- a/klagomål/A 27652-2025 FSC-klagomål.docx
+++ b/klagomål/A 27652-2025 FSC-klagomål.docx
@@ -1493,7 +1493,7 @@
     <w:r>
       <w:tab/>
       <w:tab/>
-      <w:t>2025-06-27</w:t>
+      <w:t>2025-06-28</w:t>
       <w:br/>
       <w:br/>
     </w:r>

--- a/klagomål/A 27652-2025 FSC-klagomål.docx
+++ b/klagomål/A 27652-2025 FSC-klagomål.docx
@@ -1493,7 +1493,7 @@
     <w:r>
       <w:tab/>
       <w:tab/>
-      <w:t>2025-06-28</w:t>
+      <w:t>2025-06-29</w:t>
       <w:br/>
       <w:br/>
     </w:r>

--- a/klagomål/A 27652-2025 FSC-klagomål.docx
+++ b/klagomål/A 27652-2025 FSC-klagomål.docx
@@ -1493,7 +1493,7 @@
     <w:r>
       <w:tab/>
       <w:tab/>
-      <w:t>2025-06-29</w:t>
+      <w:t>2025-06-30</w:t>
       <w:br/>
       <w:br/>
     </w:r>

--- a/klagomål/A 27652-2025 FSC-klagomål.docx
+++ b/klagomål/A 27652-2025 FSC-klagomål.docx
@@ -1493,7 +1493,7 @@
     <w:r>
       <w:tab/>
       <w:tab/>
-      <w:t>2025-06-30</w:t>
+      <w:t>2025-07-01</w:t>
       <w:br/>
       <w:br/>
     </w:r>

--- a/klagomål/A 27652-2025 FSC-klagomål.docx
+++ b/klagomål/A 27652-2025 FSC-klagomål.docx
@@ -1493,7 +1493,7 @@
     <w:r>
       <w:tab/>
       <w:tab/>
-      <w:t>2025-07-01</w:t>
+      <w:t>2025-07-02</w:t>
       <w:br/>
       <w:br/>
     </w:r>

--- a/klagomål/A 27652-2025 FSC-klagomål.docx
+++ b/klagomål/A 27652-2025 FSC-klagomål.docx
@@ -1493,7 +1493,7 @@
     <w:r>
       <w:tab/>
       <w:tab/>
-      <w:t>2025-07-02</w:t>
+      <w:t>2025-07-03</w:t>
       <w:br/>
       <w:br/>
     </w:r>

--- a/klagomål/A 27652-2025 FSC-klagomål.docx
+++ b/klagomål/A 27652-2025 FSC-klagomål.docx
@@ -1493,7 +1493,7 @@
     <w:r>
       <w:tab/>
       <w:tab/>
-      <w:t>2025-07-03</w:t>
+      <w:t>2025-07-04</w:t>
       <w:br/>
       <w:br/>
     </w:r>

--- a/klagomål/A 27652-2025 FSC-klagomål.docx
+++ b/klagomål/A 27652-2025 FSC-klagomål.docx
@@ -1493,7 +1493,7 @@
     <w:r>
       <w:tab/>
       <w:tab/>
-      <w:t>2025-07-04</w:t>
+      <w:t>2025-07-05</w:t>
       <w:br/>
       <w:br/>
     </w:r>

--- a/klagomål/A 27652-2025 FSC-klagomål.docx
+++ b/klagomål/A 27652-2025 FSC-klagomål.docx
@@ -1493,7 +1493,7 @@
     <w:r>
       <w:tab/>
       <w:tab/>
-      <w:t>2025-07-05</w:t>
+      <w:t>2025-07-06</w:t>
       <w:br/>
       <w:br/>
     </w:r>

--- a/klagomål/A 27652-2025 FSC-klagomål.docx
+++ b/klagomål/A 27652-2025 FSC-klagomål.docx
@@ -1493,7 +1493,7 @@
     <w:r>
       <w:tab/>
       <w:tab/>
-      <w:t>2025-07-06</w:t>
+      <w:t>2025-07-07</w:t>
       <w:br/>
       <w:br/>
     </w:r>

--- a/klagomål/A 27652-2025 FSC-klagomål.docx
+++ b/klagomål/A 27652-2025 FSC-klagomål.docx
@@ -1493,7 +1493,7 @@
     <w:r>
       <w:tab/>
       <w:tab/>
-      <w:t>2025-07-07</w:t>
+      <w:t>2025-07-08</w:t>
       <w:br/>
       <w:br/>
     </w:r>

--- a/klagomål/A 27652-2025 FSC-klagomål.docx
+++ b/klagomål/A 27652-2025 FSC-klagomål.docx
@@ -276,7 +276,25 @@
         <w:t>Lunglav (NT)</w:t>
       </w:r>
       <w:r>
-        <w:t xml:space="preserve"> är en av vårt lands främsta signalarter som överallt indikerar gamla lövträd, skogsbestånd med höga naturvärden och ekosystem med lång skoglig kontinuitet. Lokalt kan förekomsten vara mycket riklig men den hittas nästan enbart i gamla och ej slutavverkade skogar. Artens samtliga förekomster bör uppmärksammas från naturvårdssynpunkt, då många lokaler även hyser andra ovanliga och rödlistade arter. Rikliga förekomster bör skyddas med biotopskydd, frivilliga avsättningar eller reservat (SLU Artdatabanken, 2024; Nitare &amp; Skogsstyrelsen, 2019).</w:t>
+        <w:t xml:space="preserve"> är en av vårt lands främsta signalarter som överallt indikerar gamla lövträd, skogsbestånd med höga naturvärden och ekosystem med lång skoglig kontinuitet. Lokalt kan förekomsten vara mycket riklig men den hittas nästan enbart i gamla och ej slutavverkade skogar. Artens samtliga förekomster bör uppmärksammas från naturvårdssynpunkt, då många lokaler även hyser andra ovanliga och rödlistade arter. Rikliga förekomster bör skyddas med biotopskydd, frivilliga avsättningar eller reservat. Det finns ett antal sällsynta lavparasiter som växer på lunglav: lunglavsknapp (VU), skrovelmössing (DD), lunglavshårprick (DD), </w:t>
+      </w:r>
+      <w:r>
+        <w:rPr>
+          <w:i/>
+        </w:rPr>
+        <w:t>Calycina alstrupii</w:t>
+      </w:r>
+      <w:r>
+        <w:t xml:space="preserve"> (NA) och </w:t>
+      </w:r>
+      <w:r>
+        <w:rPr>
+          <w:i/>
+        </w:rPr>
+        <w:t>Chalara lobariae</w:t>
+      </w:r>
+      <w:r>
+        <w:t xml:space="preserve"> (NA) (SLU Artdatabanken, 2025; SLU Artdatabanken, 2024; Nitare &amp; Skogsstyrelsen, 2019).</w:t>
       </w:r>
     </w:p>
     <w:p>
@@ -1065,7 +1083,7 @@
         <w:t>Plectocarpon lichenum</w:t>
       </w:r>
       <w:r>
-        <w:t xml:space="preserve"> (VU). Det finns ytterligare två rödlistade parasiter vilka bara förekommer på lunglav, Skrovelmössing </w:t>
+        <w:t xml:space="preserve"> (VU). Det finns ytterligare ett antal parasiter vilka bara förekommer på lunglav: Skrovelmössing </w:t>
       </w:r>
       <w:r>
         <w:rPr>
@@ -1083,7 +1101,25 @@
         <w:t>Niesslia lobariae</w:t>
       </w:r>
       <w:r>
-        <w:t xml:space="preserve"> (rödlistad som Kunskapsbrist DD). Skrovelmössing (DD) har små svarta apothecier och bruna, 1-septerade sporer och Lunglavshårprick (DD) har brunhåriga perithecier och färglösa, 1-septerade sporer (SLU Artdatabanken, 2024; Nitare &amp; Skogsstyrelsen, 2019).</w:t>
+        <w:t xml:space="preserve"> (rödlistad som Kunskapsbrist DD). Skrovelmössing (DD) har små svarta apothecier och bruna, 1-septerade sporer och Lunglavshårprick (DD) har brunhåriga perithecier och färglösa, 1-septerade sporer. Nyligen har ytterligare två lavparasiter påträffats i Sverige som växer på lunglav: </w:t>
+      </w:r>
+      <w:r>
+        <w:rPr>
+          <w:i/>
+        </w:rPr>
+        <w:t>Calycina alstrupii</w:t>
+      </w:r>
+      <w:r>
+        <w:t xml:space="preserve"> (NA) och </w:t>
+      </w:r>
+      <w:r>
+        <w:rPr>
+          <w:i/>
+        </w:rPr>
+        <w:t>Chalara lobariae</w:t>
+      </w:r>
+      <w:r>
+        <w:t xml:space="preserve"> (NA) (SLU Artdatabanken, 2025; SLU Artdatabanken, 2024; Nitare &amp; Skogsstyrelsen, 2019).</w:t>
       </w:r>
     </w:p>
     <w:p>
@@ -1120,6 +1156,20 @@
       </w:r>
       <w:r>
         <w:t>SLU Artdatabanken, Uppsala.</w:t>
+      </w:r>
+    </w:p>
+    <w:p>
+      <w:r>
+        <w:t xml:space="preserve">SLU Artdatabanken, 2025. </w:t>
+      </w:r>
+      <w:r>
+        <w:rPr>
+          <w:i/>
+        </w:rPr>
+        <w:t xml:space="preserve">Över 20 nya lavparasiter för Sverige. </w:t>
+      </w:r>
+      <w:r>
+        <w:t>https://www.slu.se/artdatabanken/arter-och-natur/artiklar/over-20-nya-lavparasiter-for-sverige/</w:t>
       </w:r>
     </w:p>
     <w:p>
@@ -1493,7 +1543,7 @@
     <w:r>
       <w:tab/>
       <w:tab/>
-      <w:t>2025-07-08</w:t>
+      <w:t>2025-07-09</w:t>
       <w:br/>
       <w:br/>
     </w:r>

--- a/klagomål/A 27652-2025 FSC-klagomål.docx
+++ b/klagomål/A 27652-2025 FSC-klagomål.docx
@@ -1543,7 +1543,7 @@
     <w:r>
       <w:tab/>
       <w:tab/>
-      <w:t>2025-07-09</w:t>
+      <w:t>2025-07-11</w:t>
       <w:br/>
       <w:br/>
     </w:r>

--- a/klagomål/A 27652-2025 FSC-klagomål.docx
+++ b/klagomål/A 27652-2025 FSC-klagomål.docx
@@ -1543,7 +1543,7 @@
     <w:r>
       <w:tab/>
       <w:tab/>
-      <w:t>2025-07-11</w:t>
+      <w:t>2025-07-12</w:t>
       <w:br/>
       <w:br/>
     </w:r>

--- a/klagomål/A 27652-2025 FSC-klagomål.docx
+++ b/klagomål/A 27652-2025 FSC-klagomål.docx
@@ -1543,7 +1543,7 @@
     <w:r>
       <w:tab/>
       <w:tab/>
-      <w:t>2025-07-12</w:t>
+      <w:t>2025-07-13</w:t>
       <w:br/>
       <w:br/>
     </w:r>

--- a/klagomål/A 27652-2025 FSC-klagomål.docx
+++ b/klagomål/A 27652-2025 FSC-klagomål.docx
@@ -1543,7 +1543,7 @@
     <w:r>
       <w:tab/>
       <w:tab/>
-      <w:t>2025-07-13</w:t>
+      <w:t>2025-07-14</w:t>
       <w:br/>
       <w:br/>
     </w:r>

--- a/klagomål/A 27652-2025 FSC-klagomål.docx
+++ b/klagomål/A 27652-2025 FSC-klagomål.docx
@@ -1581,7 +1581,7 @@
     <w:r>
       <w:tab/>
       <w:tab/>
-      <w:t>2025-08-06</w:t>
+      <w:t>2025-08-09</w:t>
       <w:br/>
       <w:br/>
     </w:r>

--- a/klagomål/A 27652-2025 FSC-klagomål.docx
+++ b/klagomål/A 27652-2025 FSC-klagomål.docx
@@ -168,7 +168,7 @@
     </w:p>
     <w:p>
       <w:r>
-        <w:t>Detta dokument behandlar höga naturvärden i avverkningsanmälan A 27652-2025 i Ånge kommun. Denna avverkningsanmälan inkom 2025-06-05 och omfattar 8,9 ha.</w:t>
+        <w:t>Detta dokument behandlar höga naturvärden i avverkningsanmälan A 27652-2025 i Ånge kommun. Denna avverkningsanmälan inkom 2025-06-05 00:00:00 och omfattar 8,9 ha.</w:t>
       </w:r>
     </w:p>
     <w:p>

--- a/klagomål/A 27652-2025 FSC-klagomål.docx
+++ b/klagomål/A 27652-2025 FSC-klagomål.docx
@@ -1581,7 +1581,7 @@
     <w:r>
       <w:tab/>
       <w:tab/>
-      <w:t>2025-08-09</w:t>
+      <w:t>2025-08-10</w:t>
       <w:br/>
       <w:br/>
     </w:r>

--- a/klagomål/A 27652-2025 FSC-klagomål.docx
+++ b/klagomål/A 27652-2025 FSC-klagomål.docx
@@ -1581,7 +1581,7 @@
     <w:r>
       <w:tab/>
       <w:tab/>
-      <w:t>2025-08-10</w:t>
+      <w:t>2025-08-11</w:t>
       <w:br/>
       <w:br/>
     </w:r>

--- a/klagomål/A 27652-2025 FSC-klagomål.docx
+++ b/klagomål/A 27652-2025 FSC-klagomål.docx
@@ -1581,7 +1581,7 @@
     <w:r>
       <w:tab/>
       <w:tab/>
-      <w:t>2025-08-11</w:t>
+      <w:t>2025-08-12</w:t>
       <w:br/>
       <w:br/>
     </w:r>

--- a/klagomål/A 27652-2025 FSC-klagomål.docx
+++ b/klagomål/A 27652-2025 FSC-klagomål.docx
@@ -1581,7 +1581,7 @@
     <w:r>
       <w:tab/>
       <w:tab/>
-      <w:t>2025-08-12</w:t>
+      <w:t>2025-08-13</w:t>
       <w:br/>
       <w:br/>
     </w:r>

--- a/klagomål/A 27652-2025 FSC-klagomål.docx
+++ b/klagomål/A 27652-2025 FSC-klagomål.docx
@@ -1581,7 +1581,7 @@
     <w:r>
       <w:tab/>
       <w:tab/>
-      <w:t>2025-08-13</w:t>
+      <w:t>2025-08-14</w:t>
       <w:br/>
       <w:br/>
     </w:r>

--- a/klagomål/A 27652-2025 FSC-klagomål.docx
+++ b/klagomål/A 27652-2025 FSC-klagomål.docx
@@ -1581,7 +1581,7 @@
     <w:r>
       <w:tab/>
       <w:tab/>
-      <w:t>2025-08-14</w:t>
+      <w:t>2025-08-15</w:t>
       <w:br/>
       <w:br/>
     </w:r>

--- a/klagomål/A 27652-2025 FSC-klagomål.docx
+++ b/klagomål/A 27652-2025 FSC-klagomål.docx
@@ -1581,7 +1581,7 @@
     <w:r>
       <w:tab/>
       <w:tab/>
-      <w:t>2025-08-15</w:t>
+      <w:t>2025-08-16</w:t>
       <w:br/>
       <w:br/>
     </w:r>

--- a/klagomål/A 27652-2025 FSC-klagomål.docx
+++ b/klagomål/A 27652-2025 FSC-klagomål.docx
@@ -1581,7 +1581,7 @@
     <w:r>
       <w:tab/>
       <w:tab/>
-      <w:t>2025-08-16</w:t>
+      <w:t>2025-08-17</w:t>
       <w:br/>
       <w:br/>
     </w:r>

--- a/klagomål/A 27652-2025 FSC-klagomål.docx
+++ b/klagomål/A 27652-2025 FSC-klagomål.docx
@@ -1581,7 +1581,7 @@
     <w:r>
       <w:tab/>
       <w:tab/>
-      <w:t>2025-08-17</w:t>
+      <w:t>2025-08-18</w:t>
       <w:br/>
       <w:br/>
     </w:r>

--- a/klagomål/A 27652-2025 FSC-klagomål.docx
+++ b/klagomål/A 27652-2025 FSC-klagomål.docx
@@ -1581,7 +1581,7 @@
     <w:r>
       <w:tab/>
       <w:tab/>
-      <w:t>2025-08-18</w:t>
+      <w:t>2025-08-19</w:t>
       <w:br/>
       <w:br/>
     </w:r>

--- a/klagomål/A 27652-2025 FSC-klagomål.docx
+++ b/klagomål/A 27652-2025 FSC-klagomål.docx
@@ -1581,7 +1581,7 @@
     <w:r>
       <w:tab/>
       <w:tab/>
-      <w:t>2025-08-19</w:t>
+      <w:t>2025-08-20</w:t>
       <w:br/>
       <w:br/>
     </w:r>

--- a/klagomål/A 27652-2025 FSC-klagomål.docx
+++ b/klagomål/A 27652-2025 FSC-klagomål.docx
@@ -1581,7 +1581,7 @@
     <w:r>
       <w:tab/>
       <w:tab/>
-      <w:t>2025-08-20</w:t>
+      <w:t>2025-08-21</w:t>
       <w:br/>
       <w:br/>
     </w:r>

--- a/klagomål/A 27652-2025 FSC-klagomål.docx
+++ b/klagomål/A 27652-2025 FSC-klagomål.docx
@@ -1581,7 +1581,7 @@
     <w:r>
       <w:tab/>
       <w:tab/>
-      <w:t>2025-08-21</w:t>
+      <w:t>2025-08-22</w:t>
       <w:br/>
       <w:br/>
     </w:r>

--- a/klagomål/A 27652-2025 FSC-klagomål.docx
+++ b/klagomål/A 27652-2025 FSC-klagomål.docx
@@ -1581,7 +1581,7 @@
     <w:r>
       <w:tab/>
       <w:tab/>
-      <w:t>2025-08-22</w:t>
+      <w:t>2025-08-23</w:t>
       <w:br/>
       <w:br/>
     </w:r>

--- a/klagomål/A 27652-2025 FSC-klagomål.docx
+++ b/klagomål/A 27652-2025 FSC-klagomål.docx
@@ -1581,7 +1581,7 @@
     <w:r>
       <w:tab/>
       <w:tab/>
-      <w:t>2025-08-23</w:t>
+      <w:t>2025-08-24</w:t>
       <w:br/>
       <w:br/>
     </w:r>

--- a/klagomål/A 27652-2025 FSC-klagomål.docx
+++ b/klagomål/A 27652-2025 FSC-klagomål.docx
@@ -1581,7 +1581,7 @@
     <w:r>
       <w:tab/>
       <w:tab/>
-      <w:t>2025-08-24</w:t>
+      <w:t>2025-08-25</w:t>
       <w:br/>
       <w:br/>
     </w:r>

--- a/klagomål/A 27652-2025 FSC-klagomål.docx
+++ b/klagomål/A 27652-2025 FSC-klagomål.docx
@@ -1581,7 +1581,7 @@
     <w:r>
       <w:tab/>
       <w:tab/>
-      <w:t>2025-08-25</w:t>
+      <w:t>2025-08-26</w:t>
       <w:br/>
       <w:br/>
     </w:r>

--- a/klagomål/A 27652-2025 FSC-klagomål.docx
+++ b/klagomål/A 27652-2025 FSC-klagomål.docx
@@ -1581,7 +1581,7 @@
     <w:r>
       <w:tab/>
       <w:tab/>
-      <w:t>2025-08-26</w:t>
+      <w:t>2025-08-30</w:t>
       <w:br/>
       <w:br/>
     </w:r>

--- a/klagomål/A 27652-2025 FSC-klagomål.docx
+++ b/klagomål/A 27652-2025 FSC-klagomål.docx
@@ -1581,7 +1581,7 @@
     <w:r>
       <w:tab/>
       <w:tab/>
-      <w:t>2025-08-30</w:t>
+      <w:t>2025-08-31</w:t>
       <w:br/>
       <w:br/>
     </w:r>

--- a/klagomål/A 27652-2025 FSC-klagomål.docx
+++ b/klagomål/A 27652-2025 FSC-klagomål.docx
@@ -1581,7 +1581,7 @@
     <w:r>
       <w:tab/>
       <w:tab/>
-      <w:t>2025-08-31</w:t>
+      <w:t>2025-09-01</w:t>
       <w:br/>
       <w:br/>
     </w:r>

--- a/klagomål/A 27652-2025 FSC-klagomål.docx
+++ b/klagomål/A 27652-2025 FSC-klagomål.docx
@@ -1581,7 +1581,7 @@
     <w:r>
       <w:tab/>
       <w:tab/>
-      <w:t>2025-09-01</w:t>
+      <w:t>2025-09-04</w:t>
       <w:br/>
       <w:br/>
     </w:r>

--- a/klagomål/A 27652-2025 FSC-klagomål.docx
+++ b/klagomål/A 27652-2025 FSC-klagomål.docx
@@ -1581,7 +1581,7 @@
     <w:r>
       <w:tab/>
       <w:tab/>
-      <w:t>2025-09-04</w:t>
+      <w:t>2025-09-05</w:t>
       <w:br/>
       <w:br/>
     </w:r>

--- a/klagomål/A 27652-2025 FSC-klagomål.docx
+++ b/klagomål/A 27652-2025 FSC-klagomål.docx
@@ -1581,7 +1581,7 @@
     <w:r>
       <w:tab/>
       <w:tab/>
-      <w:t>2025-09-05</w:t>
+      <w:t>2025-09-07</w:t>
       <w:br/>
       <w:br/>
     </w:r>

--- a/klagomål/A 27652-2025 FSC-klagomål.docx
+++ b/klagomål/A 27652-2025 FSC-klagomål.docx
@@ -1581,7 +1581,7 @@
     <w:r>
       <w:tab/>
       <w:tab/>
-      <w:t>2025-09-07</w:t>
+      <w:t>2025-09-08</w:t>
       <w:br/>
       <w:br/>
     </w:r>

--- a/klagomål/A 27652-2025 FSC-klagomål.docx
+++ b/klagomål/A 27652-2025 FSC-klagomål.docx
@@ -1581,7 +1581,7 @@
     <w:r>
       <w:tab/>
       <w:tab/>
-      <w:t>2025-09-08</w:t>
+      <w:t>2025-09-10</w:t>
       <w:br/>
       <w:br/>
     </w:r>

--- a/klagomål/A 27652-2025 FSC-klagomål.docx
+++ b/klagomål/A 27652-2025 FSC-klagomål.docx
@@ -1581,7 +1581,7 @@
     <w:r>
       <w:tab/>
       <w:tab/>
-      <w:t>2025-09-10</w:t>
+      <w:t>2025-09-11</w:t>
       <w:br/>
       <w:br/>
     </w:r>

--- a/klagomål/A 27652-2025 FSC-klagomål.docx
+++ b/klagomål/A 27652-2025 FSC-klagomål.docx
@@ -1581,7 +1581,7 @@
     <w:r>
       <w:tab/>
       <w:tab/>
-      <w:t>2025-09-11</w:t>
+      <w:t>2025-09-12</w:t>
       <w:br/>
       <w:br/>
     </w:r>

--- a/klagomål/A 27652-2025 FSC-klagomål.docx
+++ b/klagomål/A 27652-2025 FSC-klagomål.docx
@@ -1581,7 +1581,7 @@
     <w:r>
       <w:tab/>
       <w:tab/>
-      <w:t>2025-09-12</w:t>
+      <w:t>2025-09-13</w:t>
       <w:br/>
       <w:br/>
     </w:r>

--- a/klagomål/A 27652-2025 FSC-klagomål.docx
+++ b/klagomål/A 27652-2025 FSC-klagomål.docx
@@ -1581,7 +1581,7 @@
     <w:r>
       <w:tab/>
       <w:tab/>
-      <w:t>2025-09-13</w:t>
+      <w:t>2025-09-14</w:t>
       <w:br/>
       <w:br/>
     </w:r>

--- a/klagomål/A 27652-2025 FSC-klagomål.docx
+++ b/klagomål/A 27652-2025 FSC-klagomål.docx
@@ -458,7 +458,25 @@
         <w:t>Knärot (VU, §8)</w:t>
       </w:r>
       <w:r>
-        <w:t xml:space="preserve"> är rödlistad som sårbar och fridlyst enligt 8§ artskyddsförordningen. En nyligen genomförd analys av 79 floraväktarlokaler indikerar att det behövs någonstans mellan 100 och 150 meters skyddszon för att en knärotspopulation inte ska dö ut på lång sikt (Sebestyén &amp; Sundberg, 2025). Detta ligger väl i linje med tidigare genomförda studier som visar att det krävs väl tilltagna buffertzoner för att knäroten inte ska ta skada av skogsbruksåtgärder i intilliggande skog (Johnson, 2014; Koelmeijer m.fl., 2022; Skogsstyrelsen, 2022). Arten är även känslig för gallring vilket framgår av Skogsstyrelsens egen vägledning för hänsyn till knärot (Skogsstyrelsen, 2022). För rika förekomster av knärot är reservatsbildning eller biotopskydd lämpliga åtgärder för att skydda den (SLU Artdatabanken, 2024).</w:t>
+        <w:t xml:space="preserve"> är rödlistad som sårbar och fridlyst enligt 8§ artskyddsförordningen. En nyligen genomförd analys av 79 floraväktarlokaler indikerar att det behövs någonstans mellan 100 och 150 meters skyddszon för att en knärotspopulation inte ska dö ut på lång sikt (Sebestyén &amp; Sundberg, 2025). Detta ligger väl i linje med tidigare genomförda studier som visar att det krävs väl tilltagna buffertzoner för att knäroten inte ska ta skada av skogsbruksåtgärder i intilliggande skog (Johnson, 2014; Koelmeijer m.fl., 2022; Skogsstyrelsen, 2022). Arten är även känslig för gallring vilket framgår av Skogsstyrelsens egen vägledning för hänsyn till knärot (Skogsstyrelsen, 2022). För rika förekomster av knärot är reservatsbildning eller biotopskydd lämpliga åtgärder för att skydda den. På knärot kan den sällsynta rostsvampen </w:t>
+      </w:r>
+      <w:r>
+        <w:rPr>
+          <w:i/>
+        </w:rPr>
+        <w:t>Pucciniastrum goodyerae</w:t>
+      </w:r>
+      <w:r>
+        <w:t xml:space="preserve"> påträffas. </w:t>
+      </w:r>
+      <w:r>
+        <w:rPr>
+          <w:i/>
+        </w:rPr>
+        <w:t>Pucciniastrum goodyerae</w:t>
+      </w:r>
+      <w:r>
+        <w:t xml:space="preserve"> är klassad som NE (ej bedömd) i rödlistan(SLU Artdatabanken, 2024).</w:t>
       </w:r>
     </w:p>
     <w:p>
@@ -1581,7 +1599,7 @@
     <w:r>
       <w:tab/>
       <w:tab/>
-      <w:t>2025-09-14</w:t>
+      <w:t>2025-09-15</w:t>
       <w:br/>
       <w:br/>
     </w:r>

--- a/klagomål/A 27652-2025 FSC-klagomål.docx
+++ b/klagomål/A 27652-2025 FSC-klagomål.docx
@@ -1599,7 +1599,7 @@
     <w:r>
       <w:tab/>
       <w:tab/>
-      <w:t>2025-09-15</w:t>
+      <w:t>2025-09-16</w:t>
       <w:br/>
       <w:br/>
     </w:r>

--- a/klagomål/A 27652-2025 FSC-klagomål.docx
+++ b/klagomål/A 27652-2025 FSC-klagomål.docx
@@ -1599,7 +1599,7 @@
     <w:r>
       <w:tab/>
       <w:tab/>
-      <w:t>2025-09-16</w:t>
+      <w:t>2025-09-17</w:t>
       <w:br/>
       <w:br/>
     </w:r>

--- a/klagomål/A 27652-2025 FSC-klagomål.docx
+++ b/klagomål/A 27652-2025 FSC-klagomål.docx
@@ -1599,7 +1599,7 @@
     <w:r>
       <w:tab/>
       <w:tab/>
-      <w:t>2025-09-17</w:t>
+      <w:t>2025-09-18</w:t>
       <w:br/>
       <w:br/>
     </w:r>

--- a/klagomål/A 27652-2025 FSC-klagomål.docx
+++ b/klagomål/A 27652-2025 FSC-klagomål.docx
@@ -1599,7 +1599,7 @@
     <w:r>
       <w:tab/>
       <w:tab/>
-      <w:t>2025-09-18</w:t>
+      <w:t>2025-09-22</w:t>
       <w:br/>
       <w:br/>
     </w:r>

--- a/klagomål/A 27652-2025 FSC-klagomål.docx
+++ b/klagomål/A 27652-2025 FSC-klagomål.docx
@@ -1599,7 +1599,7 @@
     <w:r>
       <w:tab/>
       <w:tab/>
-      <w:t>2025-09-22</w:t>
+      <w:t>2025-09-23</w:t>
       <w:br/>
       <w:br/>
     </w:r>

--- a/klagomål/A 27652-2025 FSC-klagomål.docx
+++ b/klagomål/A 27652-2025 FSC-klagomål.docx
@@ -1599,7 +1599,7 @@
     <w:r>
       <w:tab/>
       <w:tab/>
-      <w:t>2025-09-23</w:t>
+      <w:t>2025-09-24</w:t>
       <w:br/>
       <w:br/>
     </w:r>

--- a/klagomål/A 27652-2025 FSC-klagomål.docx
+++ b/klagomål/A 27652-2025 FSC-klagomål.docx
@@ -1599,7 +1599,7 @@
     <w:r>
       <w:tab/>
       <w:tab/>
-      <w:t>2025-09-24</w:t>
+      <w:t>2025-09-25</w:t>
       <w:br/>
       <w:br/>
     </w:r>

--- a/klagomål/A 27652-2025 FSC-klagomål.docx
+++ b/klagomål/A 27652-2025 FSC-klagomål.docx
@@ -1599,7 +1599,7 @@
     <w:r>
       <w:tab/>
       <w:tab/>
-      <w:t>2025-09-25</w:t>
+      <w:t>2025-09-26</w:t>
       <w:br/>
       <w:br/>
     </w:r>

--- a/klagomål/A 27652-2025 FSC-klagomål.docx
+++ b/klagomål/A 27652-2025 FSC-klagomål.docx
@@ -1599,7 +1599,7 @@
     <w:r>
       <w:tab/>
       <w:tab/>
-      <w:t>2025-09-26</w:t>
+      <w:t>2025-09-27</w:t>
       <w:br/>
       <w:br/>
     </w:r>

--- a/klagomål/A 27652-2025 FSC-klagomål.docx
+++ b/klagomål/A 27652-2025 FSC-klagomål.docx
@@ -1599,7 +1599,7 @@
     <w:r>
       <w:tab/>
       <w:tab/>
-      <w:t>2025-09-27</w:t>
+      <w:t>2025-09-28</w:t>
       <w:br/>
       <w:br/>
     </w:r>

--- a/klagomål/A 27652-2025 FSC-klagomål.docx
+++ b/klagomål/A 27652-2025 FSC-klagomål.docx
@@ -1599,7 +1599,7 @@
     <w:r>
       <w:tab/>
       <w:tab/>
-      <w:t>2025-09-28</w:t>
+      <w:t>2025-09-29</w:t>
       <w:br/>
       <w:br/>
     </w:r>

--- a/klagomål/A 27652-2025 FSC-klagomål.docx
+++ b/klagomål/A 27652-2025 FSC-klagomål.docx
@@ -1599,7 +1599,7 @@
     <w:r>
       <w:tab/>
       <w:tab/>
-      <w:t>2025-09-29</w:t>
+      <w:t>2025-09-30</w:t>
       <w:br/>
       <w:br/>
     </w:r>

--- a/klagomål/A 27652-2025 FSC-klagomål.docx
+++ b/klagomål/A 27652-2025 FSC-klagomål.docx
@@ -1599,7 +1599,7 @@
     <w:r>
       <w:tab/>
       <w:tab/>
-      <w:t>2025-09-30</w:t>
+      <w:t>2025-10-01</w:t>
       <w:br/>
       <w:br/>
     </w:r>

--- a/klagomål/A 27652-2025 FSC-klagomål.docx
+++ b/klagomål/A 27652-2025 FSC-klagomål.docx
@@ -1599,7 +1599,7 @@
     <w:r>
       <w:tab/>
       <w:tab/>
-      <w:t>2025-10-01</w:t>
+      <w:t>2025-10-02</w:t>
       <w:br/>
       <w:br/>
     </w:r>

--- a/klagomål/A 27652-2025 FSC-klagomål.docx
+++ b/klagomål/A 27652-2025 FSC-klagomål.docx
@@ -1599,7 +1599,7 @@
     <w:r>
       <w:tab/>
       <w:tab/>
-      <w:t>2025-10-02</w:t>
+      <w:t>2025-10-03</w:t>
       <w:br/>
       <w:br/>
     </w:r>

--- a/klagomål/A 27652-2025 FSC-klagomål.docx
+++ b/klagomål/A 27652-2025 FSC-klagomål.docx
@@ -1599,7 +1599,7 @@
     <w:r>
       <w:tab/>
       <w:tab/>
-      <w:t>2025-10-03</w:t>
+      <w:t>2025-10-04</w:t>
       <w:br/>
       <w:br/>
     </w:r>

--- a/klagomål/A 27652-2025 FSC-klagomål.docx
+++ b/klagomål/A 27652-2025 FSC-klagomål.docx
@@ -1599,7 +1599,7 @@
     <w:r>
       <w:tab/>
       <w:tab/>
-      <w:t>2025-10-04</w:t>
+      <w:t>2025-10-05</w:t>
       <w:br/>
       <w:br/>
     </w:r>

--- a/klagomål/A 27652-2025 FSC-klagomål.docx
+++ b/klagomål/A 27652-2025 FSC-klagomål.docx
@@ -1599,7 +1599,7 @@
     <w:r>
       <w:tab/>
       <w:tab/>
-      <w:t>2025-10-05</w:t>
+      <w:t>2025-10-06</w:t>
       <w:br/>
       <w:br/>
     </w:r>

--- a/klagomål/A 27652-2025 FSC-klagomål.docx
+++ b/klagomål/A 27652-2025 FSC-klagomål.docx
@@ -1599,7 +1599,7 @@
     <w:r>
       <w:tab/>
       <w:tab/>
-      <w:t>2025-10-06</w:t>
+      <w:t>2025-10-07</w:t>
       <w:br/>
       <w:br/>
     </w:r>

--- a/klagomål/A 27652-2025 FSC-klagomål.docx
+++ b/klagomål/A 27652-2025 FSC-klagomål.docx
@@ -1599,7 +1599,7 @@
     <w:r>
       <w:tab/>
       <w:tab/>
-      <w:t>2025-10-07</w:t>
+      <w:t>2025-10-08</w:t>
       <w:br/>
       <w:br/>
     </w:r>

--- a/klagomål/A 27652-2025 FSC-klagomål.docx
+++ b/klagomål/A 27652-2025 FSC-klagomål.docx
@@ -1599,7 +1599,7 @@
     <w:r>
       <w:tab/>
       <w:tab/>
-      <w:t>2025-10-08</w:t>
+      <w:t>2025-10-09</w:t>
       <w:br/>
       <w:br/>
     </w:r>

--- a/klagomål/A 27652-2025 FSC-klagomål.docx
+++ b/klagomål/A 27652-2025 FSC-klagomål.docx
@@ -1599,7 +1599,7 @@
     <w:r>
       <w:tab/>
       <w:tab/>
-      <w:t>2025-10-09</w:t>
+      <w:t>2025-10-10</w:t>
       <w:br/>
       <w:br/>
     </w:r>

--- a/klagomål/A 27652-2025 FSC-klagomål.docx
+++ b/klagomål/A 27652-2025 FSC-klagomål.docx
@@ -1599,7 +1599,7 @@
     <w:r>
       <w:tab/>
       <w:tab/>
-      <w:t>2025-10-10</w:t>
+      <w:t>2025-10-11</w:t>
       <w:br/>
       <w:br/>
     </w:r>

--- a/klagomål/A 27652-2025 FSC-klagomål.docx
+++ b/klagomål/A 27652-2025 FSC-klagomål.docx
@@ -1599,7 +1599,7 @@
     <w:r>
       <w:tab/>
       <w:tab/>
-      <w:t>2025-10-16</w:t>
+      <w:t>2025-10-17</w:t>
       <w:br/>
       <w:br/>
     </w:r>

--- a/klagomål/A 27652-2025 FSC-klagomål.docx
+++ b/klagomål/A 27652-2025 FSC-klagomål.docx
@@ -1599,7 +1599,7 @@
     <w:r>
       <w:tab/>
       <w:tab/>
-      <w:t>2025-10-17</w:t>
+      <w:t>2025-10-18</w:t>
       <w:br/>
       <w:br/>
     </w:r>

--- a/klagomål/A 27652-2025 FSC-klagomål.docx
+++ b/klagomål/A 27652-2025 FSC-klagomål.docx
@@ -1599,7 +1599,7 @@
     <w:r>
       <w:tab/>
       <w:tab/>
-      <w:t>2025-10-18</w:t>
+      <w:t>2025-10-19</w:t>
       <w:br/>
       <w:br/>
     </w:r>

--- a/klagomål/A 27652-2025 FSC-klagomål.docx
+++ b/klagomål/A 27652-2025 FSC-klagomål.docx
@@ -1599,7 +1599,7 @@
     <w:r>
       <w:tab/>
       <w:tab/>
-      <w:t>2025-10-19</w:t>
+      <w:t>2025-10-20</w:t>
       <w:br/>
       <w:br/>
     </w:r>

--- a/klagomål/A 27652-2025 FSC-klagomål.docx
+++ b/klagomål/A 27652-2025 FSC-klagomål.docx
@@ -1599,7 +1599,7 @@
     <w:r>
       <w:tab/>
       <w:tab/>
-      <w:t>2025-10-20</w:t>
+      <w:t>2025-10-21</w:t>
       <w:br/>
       <w:br/>
     </w:r>

--- a/klagomål/A 27652-2025 FSC-klagomål.docx
+++ b/klagomål/A 27652-2025 FSC-klagomål.docx
@@ -476,7 +476,7 @@
         <w:t>Pucciniastrum goodyerae</w:t>
       </w:r>
       <w:r>
-        <w:t xml:space="preserve"> är klassad som NE (ej bedömd) i rödlistan(SLU Artdatabanken, 2024).</w:t>
+        <w:t xml:space="preserve"> är klassad som NE (ej bedömd) i rödlistan (SLU Artdatabanken, 2024).</w:t>
       </w:r>
     </w:p>
     <w:p>
@@ -563,6 +563,17 @@
         <w:rPr>
           <w:b/>
         </w:rPr>
+        <w:t>Tjäder (§4)</w:t>
+      </w:r>
+      <w:r>
+        <w:t xml:space="preserve"> är en utpräglad skogsfågel knuten till större sammanhängande barrskogsområden. Tupparna och hönorna utnyttjar till viss del olika miljöer, och habitatvalet varierar dessutom mellan olika delar av året. För att det ska finnas livskraftiga tjäderbestånd krävs funktionella skogslandskap med en blandning av uppvuxen, gles och luckig skog, täta sumpskogar, myrar och andra små våtmarker. Arten försvinner när skogen fragmenteras och den sammanlagda arealen hyggen och andra öppna områden blir för stor. Ett småskaligt och försiktigt virkesuttag genom hyggesfria metoder kan i vissa fall vara möjligt i området inom 200 m från lekcentrum. Längre ut från lekcentrum, inom 200–500 m bör den avverkade ytan inte överskrida 1 hektar för att undvika alltför stora och snabba förändringar (Skogsstyrelsen, 2019).</w:t>
+      </w:r>
+    </w:p>
+    <w:p>
+      <w:r>
+        <w:rPr>
+          <w:b/>
+        </w:rPr>
         <w:t>Tretåig hackspett (NT, §4)</w:t>
       </w:r>
       <w:r>
@@ -1599,7 +1610,7 @@
     <w:r>
       <w:tab/>
       <w:tab/>
-      <w:t>2025-10-21</w:t>
+      <w:t>2025-10-22</w:t>
       <w:br/>
       <w:br/>
     </w:r>

--- a/klagomål/A 27652-2025 FSC-klagomål.docx
+++ b/klagomål/A 27652-2025 FSC-klagomål.docx
@@ -1610,7 +1610,7 @@
     <w:r>
       <w:tab/>
       <w:tab/>
-      <w:t>2025-10-22</w:t>
+      <w:t>2025-10-23</w:t>
       <w:br/>
       <w:br/>
     </w:r>

--- a/klagomål/A 27652-2025 FSC-klagomål.docx
+++ b/klagomål/A 27652-2025 FSC-klagomål.docx
@@ -1610,7 +1610,7 @@
     <w:r>
       <w:tab/>
       <w:tab/>
-      <w:t>2025-10-23</w:t>
+      <w:t>2025-10-24</w:t>
       <w:br/>
       <w:br/>
     </w:r>

--- a/klagomål/A 27652-2025 FSC-klagomål.docx
+++ b/klagomål/A 27652-2025 FSC-klagomål.docx
@@ -1610,7 +1610,7 @@
     <w:r>
       <w:tab/>
       <w:tab/>
-      <w:t>2025-10-24</w:t>
+      <w:t>2025-10-25</w:t>
       <w:br/>
       <w:br/>
     </w:r>

--- a/klagomål/A 27652-2025 FSC-klagomål.docx
+++ b/klagomål/A 27652-2025 FSC-klagomål.docx
@@ -1610,7 +1610,7 @@
     <w:r>
       <w:tab/>
       <w:tab/>
-      <w:t>2025-10-25</w:t>
+      <w:t>2025-10-26</w:t>
       <w:br/>
       <w:br/>
     </w:r>

--- a/klagomål/A 27652-2025 FSC-klagomål.docx
+++ b/klagomål/A 27652-2025 FSC-klagomål.docx
@@ -1610,7 +1610,7 @@
     <w:r>
       <w:tab/>
       <w:tab/>
-      <w:t>2025-10-26</w:t>
+      <w:t>2025-10-27</w:t>
       <w:br/>
       <w:br/>
     </w:r>

--- a/klagomål/A 27652-2025 FSC-klagomål.docx
+++ b/klagomål/A 27652-2025 FSC-klagomål.docx
@@ -1610,7 +1610,7 @@
     <w:r>
       <w:tab/>
       <w:tab/>
-      <w:t>2025-10-27</w:t>
+      <w:t>2025-10-28</w:t>
       <w:br/>
       <w:br/>
     </w:r>

--- a/klagomål/A 27652-2025 FSC-klagomål.docx
+++ b/klagomål/A 27652-2025 FSC-klagomål.docx
@@ -1610,7 +1610,7 @@
     <w:r>
       <w:tab/>
       <w:tab/>
-      <w:t>2025-10-28</w:t>
+      <w:t>2025-10-29</w:t>
       <w:br/>
       <w:br/>
     </w:r>

--- a/klagomål/A 27652-2025 FSC-klagomål.docx
+++ b/klagomål/A 27652-2025 FSC-klagomål.docx
@@ -1610,7 +1610,7 @@
     <w:r>
       <w:tab/>
       <w:tab/>
-      <w:t>2025-10-29</w:t>
+      <w:t>2025-10-30</w:t>
       <w:br/>
       <w:br/>
     </w:r>

--- a/klagomål/A 27652-2025 FSC-klagomål.docx
+++ b/klagomål/A 27652-2025 FSC-klagomål.docx
@@ -1610,7 +1610,7 @@
     <w:r>
       <w:tab/>
       <w:tab/>
-      <w:t>2025-10-30</w:t>
+      <w:t>2025-10-31</w:t>
       <w:br/>
       <w:br/>
     </w:r>

--- a/klagomål/A 27652-2025 FSC-klagomål.docx
+++ b/klagomål/A 27652-2025 FSC-klagomål.docx
@@ -1610,7 +1610,7 @@
     <w:r>
       <w:tab/>
       <w:tab/>
-      <w:t>2025-10-31</w:t>
+      <w:t>2025-11-01</w:t>
       <w:br/>
       <w:br/>
     </w:r>

--- a/klagomål/A 27652-2025 FSC-klagomål.docx
+++ b/klagomål/A 27652-2025 FSC-klagomål.docx
@@ -1610,7 +1610,7 @@
     <w:r>
       <w:tab/>
       <w:tab/>
-      <w:t>2025-11-01</w:t>
+      <w:t>2025-11-02</w:t>
       <w:br/>
       <w:br/>
     </w:r>

--- a/klagomål/A 27652-2025 FSC-klagomål.docx
+++ b/klagomål/A 27652-2025 FSC-klagomål.docx
@@ -1610,7 +1610,7 @@
     <w:r>
       <w:tab/>
       <w:tab/>
-      <w:t>2025-11-02</w:t>
+      <w:t>2025-11-03</w:t>
       <w:br/>
       <w:br/>
     </w:r>

--- a/klagomål/A 27652-2025 FSC-klagomål.docx
+++ b/klagomål/A 27652-2025 FSC-klagomål.docx
@@ -1610,7 +1610,7 @@
     <w:r>
       <w:tab/>
       <w:tab/>
-      <w:t>2025-11-03</w:t>
+      <w:t>2025-11-04</w:t>
       <w:br/>
       <w:br/>
     </w:r>

--- a/klagomål/A 27652-2025 FSC-klagomål.docx
+++ b/klagomål/A 27652-2025 FSC-klagomål.docx
@@ -1610,7 +1610,7 @@
     <w:r>
       <w:tab/>
       <w:tab/>
-      <w:t>2025-11-04</w:t>
+      <w:t>2025-11-05</w:t>
       <w:br/>
       <w:br/>
     </w:r>

--- a/klagomål/A 27652-2025 FSC-klagomål.docx
+++ b/klagomål/A 27652-2025 FSC-klagomål.docx
@@ -1610,7 +1610,7 @@
     <w:r>
       <w:tab/>
       <w:tab/>
-      <w:t>2025-11-05</w:t>
+      <w:t>2025-11-06</w:t>
       <w:br/>
       <w:br/>
     </w:r>

--- a/klagomål/A 27652-2025 FSC-klagomål.docx
+++ b/klagomål/A 27652-2025 FSC-klagomål.docx
@@ -1610,7 +1610,7 @@
     <w:r>
       <w:tab/>
       <w:tab/>
-      <w:t>2025-11-06</w:t>
+      <w:t>2025-11-07</w:t>
       <w:br/>
       <w:br/>
     </w:r>

--- a/klagomål/A 27652-2025 FSC-klagomål.docx
+++ b/klagomål/A 27652-2025 FSC-klagomål.docx
@@ -1610,7 +1610,7 @@
     <w:r>
       <w:tab/>
       <w:tab/>
-      <w:t>2025-11-07</w:t>
+      <w:t>2025-11-08</w:t>
       <w:br/>
       <w:br/>
     </w:r>

--- a/klagomål/A 27652-2025 FSC-klagomål.docx
+++ b/klagomål/A 27652-2025 FSC-klagomål.docx
@@ -1610,7 +1610,7 @@
     <w:r>
       <w:tab/>
       <w:tab/>
-      <w:t>2025-11-08</w:t>
+      <w:t>2025-11-09</w:t>
       <w:br/>
       <w:br/>
     </w:r>

--- a/klagomål/A 27652-2025 FSC-klagomål.docx
+++ b/klagomål/A 27652-2025 FSC-klagomål.docx
@@ -1610,7 +1610,7 @@
     <w:r>
       <w:tab/>
       <w:tab/>
-      <w:t>2025-11-09</w:t>
+      <w:t>2025-11-10</w:t>
       <w:br/>
       <w:br/>
     </w:r>

--- a/klagomål/A 27652-2025 FSC-klagomål.docx
+++ b/klagomål/A 27652-2025 FSC-klagomål.docx
@@ -1610,7 +1610,7 @@
     <w:r>
       <w:tab/>
       <w:tab/>
-      <w:t>2025-11-10</w:t>
+      <w:t>2025-11-11</w:t>
       <w:br/>
       <w:br/>
     </w:r>

--- a/klagomål/A 27652-2025 FSC-klagomål.docx
+++ b/klagomål/A 27652-2025 FSC-klagomål.docx
@@ -1610,7 +1610,7 @@
     <w:r>
       <w:tab/>
       <w:tab/>
-      <w:t>2025-11-11</w:t>
+      <w:t>2025-11-12</w:t>
       <w:br/>
       <w:br/>
     </w:r>

--- a/klagomål/A 27652-2025 FSC-klagomål.docx
+++ b/klagomål/A 27652-2025 FSC-klagomål.docx
@@ -1610,7 +1610,7 @@
     <w:r>
       <w:tab/>
       <w:tab/>
-      <w:t>2025-11-12</w:t>
+      <w:t>2025-11-13</w:t>
       <w:br/>
       <w:br/>
     </w:r>

--- a/klagomål/A 27652-2025 FSC-klagomål.docx
+++ b/klagomål/A 27652-2025 FSC-klagomål.docx
@@ -1610,7 +1610,7 @@
     <w:r>
       <w:tab/>
       <w:tab/>
-      <w:t>2025-11-13</w:t>
+      <w:t>2025-11-14</w:t>
       <w:br/>
       <w:br/>
     </w:r>

--- a/klagomål/A 27652-2025 FSC-klagomål.docx
+++ b/klagomål/A 27652-2025 FSC-klagomål.docx
@@ -1610,7 +1610,7 @@
     <w:r>
       <w:tab/>
       <w:tab/>
-      <w:t>2025-11-14</w:t>
+      <w:t>2025-11-15</w:t>
       <w:br/>
       <w:br/>
     </w:r>

--- a/klagomål/A 27652-2025 FSC-klagomål.docx
+++ b/klagomål/A 27652-2025 FSC-klagomål.docx
@@ -1610,7 +1610,7 @@
     <w:r>
       <w:tab/>
       <w:tab/>
-      <w:t>2025-11-15</w:t>
+      <w:t>2025-11-20</w:t>
       <w:br/>
       <w:br/>
     </w:r>

--- a/klagomål/A 27652-2025 FSC-klagomål.docx
+++ b/klagomål/A 27652-2025 FSC-klagomål.docx
@@ -1610,7 +1610,7 @@
     <w:r>
       <w:tab/>
       <w:tab/>
-      <w:t>2025-11-20</w:t>
+      <w:t>2025-11-21</w:t>
       <w:br/>
       <w:br/>
     </w:r>

--- a/klagomål/A 27652-2025 FSC-klagomål.docx
+++ b/klagomål/A 27652-2025 FSC-klagomål.docx
@@ -1610,7 +1610,7 @@
     <w:r>
       <w:tab/>
       <w:tab/>
-      <w:t>2025-11-21</w:t>
+      <w:t>2025-11-22</w:t>
       <w:br/>
       <w:br/>
     </w:r>

--- a/klagomål/A 27652-2025 FSC-klagomål.docx
+++ b/klagomål/A 27652-2025 FSC-klagomål.docx
@@ -1610,7 +1610,7 @@
     <w:r>
       <w:tab/>
       <w:tab/>
-      <w:t>2025-11-22</w:t>
+      <w:t>2025-11-23</w:t>
       <w:br/>
       <w:br/>
     </w:r>

--- a/klagomål/A 27652-2025 FSC-klagomål.docx
+++ b/klagomål/A 27652-2025 FSC-klagomål.docx
@@ -1610,7 +1610,7 @@
     <w:r>
       <w:tab/>
       <w:tab/>
-      <w:t>2025-11-23</w:t>
+      <w:t>2025-11-24</w:t>
       <w:br/>
       <w:br/>
     </w:r>

--- a/klagomål/A 27652-2025 FSC-klagomål.docx
+++ b/klagomål/A 27652-2025 FSC-klagomål.docx
@@ -1610,7 +1610,7 @@
     <w:r>
       <w:tab/>
       <w:tab/>
-      <w:t>2025-11-24</w:t>
+      <w:t>2025-11-25</w:t>
       <w:br/>
       <w:br/>
     </w:r>

--- a/klagomål/A 27652-2025 FSC-klagomål.docx
+++ b/klagomål/A 27652-2025 FSC-klagomål.docx
@@ -1610,7 +1610,7 @@
     <w:r>
       <w:tab/>
       <w:tab/>
-      <w:t>2025-11-25</w:t>
+      <w:t>2025-11-26</w:t>
       <w:br/>
       <w:br/>
     </w:r>

--- a/klagomål/A 27652-2025 FSC-klagomål.docx
+++ b/klagomål/A 27652-2025 FSC-klagomål.docx
@@ -1610,7 +1610,7 @@
     <w:r>
       <w:tab/>
       <w:tab/>
-      <w:t>2025-11-26</w:t>
+      <w:t>2025-11-27</w:t>
       <w:br/>
       <w:br/>
     </w:r>

--- a/klagomål/A 27652-2025 FSC-klagomål.docx
+++ b/klagomål/A 27652-2025 FSC-klagomål.docx
@@ -1610,7 +1610,7 @@
     <w:r>
       <w:tab/>
       <w:tab/>
-      <w:t>2025-11-27</w:t>
+      <w:t>2025-11-28</w:t>
       <w:br/>
       <w:br/>
     </w:r>

--- a/klagomål/A 27652-2025 FSC-klagomål.docx
+++ b/klagomål/A 27652-2025 FSC-klagomål.docx
@@ -1610,7 +1610,7 @@
     <w:r>
       <w:tab/>
       <w:tab/>
-      <w:t>2025-11-28</w:t>
+      <w:t>2025-11-29</w:t>
       <w:br/>
       <w:br/>
     </w:r>

--- a/klagomål/A 27652-2025 FSC-klagomål.docx
+++ b/klagomål/A 27652-2025 FSC-klagomål.docx
@@ -1610,7 +1610,7 @@
     <w:r>
       <w:tab/>
       <w:tab/>
-      <w:t>2025-11-29</w:t>
+      <w:t>2025-11-30</w:t>
       <w:br/>
       <w:br/>
     </w:r>

--- a/klagomål/A 27652-2025 FSC-klagomål.docx
+++ b/klagomål/A 27652-2025 FSC-klagomål.docx
@@ -1610,7 +1610,7 @@
     <w:r>
       <w:tab/>
       <w:tab/>
-      <w:t>2025-11-30</w:t>
+      <w:t>2025-12-01</w:t>
       <w:br/>
       <w:br/>
     </w:r>

--- a/klagomål/A 27652-2025 FSC-klagomål.docx
+++ b/klagomål/A 27652-2025 FSC-klagomål.docx
@@ -1610,7 +1610,7 @@
     <w:r>
       <w:tab/>
       <w:tab/>
-      <w:t>2025-12-01</w:t>
+      <w:t>2025-12-02</w:t>
       <w:br/>
       <w:br/>
     </w:r>

--- a/klagomål/A 27652-2025 FSC-klagomål.docx
+++ b/klagomål/A 27652-2025 FSC-klagomål.docx
@@ -1610,7 +1610,7 @@
     <w:r>
       <w:tab/>
       <w:tab/>
-      <w:t>2025-12-02</w:t>
+      <w:t>2025-12-03</w:t>
       <w:br/>
       <w:br/>
     </w:r>

--- a/klagomål/A 27652-2025 FSC-klagomål.docx
+++ b/klagomål/A 27652-2025 FSC-klagomål.docx
@@ -1610,7 +1610,7 @@
     <w:r>
       <w:tab/>
       <w:tab/>
-      <w:t>2025-12-03</w:t>
+      <w:t>2025-12-04</w:t>
       <w:br/>
       <w:br/>
     </w:r>

--- a/klagomål/A 27652-2025 FSC-klagomål.docx
+++ b/klagomål/A 27652-2025 FSC-klagomål.docx
@@ -1610,7 +1610,7 @@
     <w:r>
       <w:tab/>
       <w:tab/>
-      <w:t>2025-12-04</w:t>
+      <w:t>2025-12-05</w:t>
       <w:br/>
       <w:br/>
     </w:r>

--- a/klagomål/A 27652-2025 FSC-klagomål.docx
+++ b/klagomål/A 27652-2025 FSC-klagomål.docx
@@ -1610,7 +1610,7 @@
     <w:r>
       <w:tab/>
       <w:tab/>
-      <w:t>2025-12-05</w:t>
+      <w:t>2025-12-06</w:t>
       <w:br/>
       <w:br/>
     </w:r>

--- a/klagomål/A 27652-2025 FSC-klagomål.docx
+++ b/klagomål/A 27652-2025 FSC-klagomål.docx
@@ -1610,7 +1610,7 @@
     <w:r>
       <w:tab/>
       <w:tab/>
-      <w:t>2025-12-06</w:t>
+      <w:t>2025-12-07</w:t>
       <w:br/>
       <w:br/>
     </w:r>

--- a/klagomål/A 27652-2025 FSC-klagomål.docx
+++ b/klagomål/A 27652-2025 FSC-klagomål.docx
@@ -1610,7 +1610,7 @@
     <w:r>
       <w:tab/>
       <w:tab/>
-      <w:t>2025-12-07</w:t>
+      <w:t>2025-12-08</w:t>
       <w:br/>
       <w:br/>
     </w:r>

--- a/klagomål/A 27652-2025 FSC-klagomål.docx
+++ b/klagomål/A 27652-2025 FSC-klagomål.docx
@@ -1610,7 +1610,7 @@
     <w:r>
       <w:tab/>
       <w:tab/>
-      <w:t>2025-12-08</w:t>
+      <w:t>2025-12-09</w:t>
       <w:br/>
       <w:br/>
     </w:r>

--- a/klagomål/A 27652-2025 FSC-klagomål.docx
+++ b/klagomål/A 27652-2025 FSC-klagomål.docx
@@ -1610,7 +1610,7 @@
     <w:r>
       <w:tab/>
       <w:tab/>
-      <w:t>2025-12-09</w:t>
+      <w:t>2025-12-10</w:t>
       <w:br/>
       <w:br/>
     </w:r>

--- a/klagomål/A 27652-2025 FSC-klagomål.docx
+++ b/klagomål/A 27652-2025 FSC-klagomål.docx
@@ -1610,7 +1610,7 @@
     <w:r>
       <w:tab/>
       <w:tab/>
-      <w:t>2025-12-10</w:t>
+      <w:t>2025-12-11</w:t>
       <w:br/>
       <w:br/>
     </w:r>

--- a/klagomål/A 27652-2025 FSC-klagomål.docx
+++ b/klagomål/A 27652-2025 FSC-klagomål.docx
@@ -1610,7 +1610,7 @@
     <w:r>
       <w:tab/>
       <w:tab/>
-      <w:t>2025-12-11</w:t>
+      <w:t>2025-12-12</w:t>
       <w:br/>
       <w:br/>
     </w:r>

--- a/klagomål/A 27652-2025 FSC-klagomål.docx
+++ b/klagomål/A 27652-2025 FSC-klagomål.docx
@@ -1610,7 +1610,7 @@
     <w:r>
       <w:tab/>
       <w:tab/>
-      <w:t>2025-12-12</w:t>
+      <w:t>2025-12-13</w:t>
       <w:br/>
       <w:br/>
     </w:r>
